--- a/paper/responseToReviews.docx
+++ b/paper/responseToReviews.docx
@@ -735,7 +735,7 @@
                 <w:szCs w:val="24"/>
                 <w:lang w:val="en-US" w:eastAsia="en-US"/>
               </w:rPr>
-              <w:t xml:space="preserve"> has been updated to reflect a 3-person evaluation. Additionally, the entirety of Section 4.2 has been updated to reflect our more robust 3-person test results.</w:t>
+              <w:t xml:space="preserve"> has been updated to reflect a 3-person evaluation. Additionally, the entirety of Section 4.2 has been updated to reflect our 3-person test results.</w:t>
             </w:r>
           </w:p>
         </w:tc>
@@ -929,6 +929,7 @@
                 <w:sz w:val="24"/>
                 <w:szCs w:val="24"/>
               </w:rPr>
+              <w:lastRenderedPageBreak/>
               <w:t>7. Despite using fictional inputs, it is still necessary to analyze whether the GPT model may remember and leak sensitive information from the training set.</w:t>
             </w:r>
           </w:p>
@@ -1174,27 +1175,7 @@
                 <w:szCs w:val="24"/>
                 <w:lang w:val="en-US" w:eastAsia="en-US"/>
               </w:rPr>
-              <w:t xml:space="preserve">REVIEWER </w:t>
-            </w:r>
-            <w:r>
-              <w:rPr>
-                <w:rFonts w:ascii="Times New Roman" w:hAnsi="Times New Roman" w:cs="Times New Roman"/>
-                <w:color w:val="FFFFFF" w:themeColor="background1"/>
-                <w:sz w:val="24"/>
-                <w:szCs w:val="24"/>
-                <w:lang w:val="en-US" w:eastAsia="en-US"/>
-              </w:rPr>
-              <w:t>2</w:t>
-            </w:r>
-            <w:r>
-              <w:rPr>
-                <w:rFonts w:ascii="Times New Roman" w:hAnsi="Times New Roman" w:cs="Times New Roman"/>
-                <w:color w:val="FFFFFF" w:themeColor="background1"/>
-                <w:sz w:val="24"/>
-                <w:szCs w:val="24"/>
-                <w:lang w:val="en-US" w:eastAsia="en-US"/>
-              </w:rPr>
-              <w:t xml:space="preserve"> COMMENT</w:t>
+              <w:t>REVIEWER 2 COMMENT</w:t>
             </w:r>
           </w:p>
         </w:tc>
@@ -5843,19 +5824,12 @@
 </file>
 
 <file path=customXml/item2.xml><?xml version="1.0" encoding="utf-8"?>
-<p:properties xmlns:p="http://schemas.microsoft.com/office/2006/metadata/properties" xmlns:xsi="http://www.w3.org/2001/XMLSchema-instance" xmlns:pc="http://schemas.microsoft.com/office/infopath/2007/PartnerControls">
-  <documentManagement>
-    <Content_x002d_Type xmlns="5ac98b0f-3e6c-460c-891b-7156ce9bd397">Collaboration Documents</Content_x002d_Type>
-    <Journal_x0020_Title xmlns="1bd72587-152a-4f26-82d6-7d72486a40e7" xsi:nil="true"/>
-    <Pub_x0020_Ed xmlns="1bd72587-152a-4f26-82d6-7d72486a40e7">
-      <UserInfo>
-        <DisplayName/>
-        <AccountId xsi:nil="true"/>
-        <AccountType/>
-      </UserInfo>
-    </Pub_x0020_Ed>
-  </documentManagement>
-</p:properties>
+<?mso-contentType ?>
+<FormTemplates xmlns="http://schemas.microsoft.com/sharepoint/v3/contenttype/forms">
+  <Display>DocumentLibraryForm</Display>
+  <Edit>DocumentLibraryForm</Edit>
+  <New>DocumentLibraryForm</New>
+</FormTemplates>
 </file>
 
 <file path=customXml/item3.xml><?xml version="1.0" encoding="utf-8"?>
@@ -6065,12 +6039,19 @@
 </file>
 
 <file path=customXml/item4.xml><?xml version="1.0" encoding="utf-8"?>
-<?mso-contentType ?>
-<FormTemplates xmlns="http://schemas.microsoft.com/sharepoint/v3/contenttype/forms">
-  <Display>DocumentLibraryForm</Display>
-  <Edit>DocumentLibraryForm</Edit>
-  <New>DocumentLibraryForm</New>
-</FormTemplates>
+<p:properties xmlns:p="http://schemas.microsoft.com/office/2006/metadata/properties" xmlns:xsi="http://www.w3.org/2001/XMLSchema-instance" xmlns:pc="http://schemas.microsoft.com/office/infopath/2007/PartnerControls">
+  <documentManagement>
+    <Content_x002d_Type xmlns="5ac98b0f-3e6c-460c-891b-7156ce9bd397">Collaboration Documents</Content_x002d_Type>
+    <Journal_x0020_Title xmlns="1bd72587-152a-4f26-82d6-7d72486a40e7" xsi:nil="true"/>
+    <Pub_x0020_Ed xmlns="1bd72587-152a-4f26-82d6-7d72486a40e7">
+      <UserInfo>
+        <DisplayName/>
+        <AccountId xsi:nil="true"/>
+        <AccountType/>
+      </UserInfo>
+    </Pub_x0020_Ed>
+  </documentManagement>
+</p:properties>
 </file>
 
 <file path=customXml/itemProps1.xml><?xml version="1.0" encoding="utf-8"?>
@@ -6082,12 +6063,9 @@
 </file>
 
 <file path=customXml/itemProps2.xml><?xml version="1.0" encoding="utf-8"?>
-<ds:datastoreItem xmlns:ds="http://schemas.openxmlformats.org/officeDocument/2006/customXml" ds:itemID="{E4048B50-A8F7-4D43-87F5-9F6E3A1AE5FF}">
+<ds:datastoreItem xmlns:ds="http://schemas.openxmlformats.org/officeDocument/2006/customXml" ds:itemID="{77791868-76D7-4610-8307-8C7476F842D4}">
   <ds:schemaRefs>
-    <ds:schemaRef ds:uri="http://schemas.microsoft.com/office/2006/metadata/properties"/>
-    <ds:schemaRef ds:uri="http://schemas.microsoft.com/office/infopath/2007/PartnerControls"/>
-    <ds:schemaRef ds:uri="5ac98b0f-3e6c-460c-891b-7156ce9bd397"/>
-    <ds:schemaRef ds:uri="1bd72587-152a-4f26-82d6-7d72486a40e7"/>
+    <ds:schemaRef ds:uri="http://schemas.microsoft.com/sharepoint/v3/contenttype/forms"/>
   </ds:schemaRefs>
 </ds:datastoreItem>
 </file>
@@ -6114,9 +6092,12 @@
 </file>
 
 <file path=customXml/itemProps4.xml><?xml version="1.0" encoding="utf-8"?>
-<ds:datastoreItem xmlns:ds="http://schemas.openxmlformats.org/officeDocument/2006/customXml" ds:itemID="{77791868-76D7-4610-8307-8C7476F842D4}">
+<ds:datastoreItem xmlns:ds="http://schemas.openxmlformats.org/officeDocument/2006/customXml" ds:itemID="{E4048B50-A8F7-4D43-87F5-9F6E3A1AE5FF}">
   <ds:schemaRefs>
-    <ds:schemaRef ds:uri="http://schemas.microsoft.com/sharepoint/v3/contenttype/forms"/>
+    <ds:schemaRef ds:uri="http://schemas.microsoft.com/office/2006/metadata/properties"/>
+    <ds:schemaRef ds:uri="http://schemas.microsoft.com/office/infopath/2007/PartnerControls"/>
+    <ds:schemaRef ds:uri="5ac98b0f-3e6c-460c-891b-7156ce9bd397"/>
+    <ds:schemaRef ds:uri="1bd72587-152a-4f26-82d6-7d72486a40e7"/>
   </ds:schemaRefs>
 </ds:datastoreItem>
 </file>
--- a/paper/responseToReviews.docx
+++ b/paper/responseToReviews.docx
@@ -6,7 +6,7 @@
       <w:pPr>
         <w:pStyle w:val="Heading4"/>
         <w:rPr>
-          <w:rFonts w:ascii="Times New Roman" w:hAnsi="Times New Roman" w:cs="Times New Roman"/>
+          <w:rFonts w:asciiTheme="minorHAnsi" w:hAnsiTheme="minorHAnsi" w:cstheme="minorHAnsi"/>
           <w:color w:val="000000" w:themeColor="text1"/>
           <w:sz w:val="24"/>
           <w:szCs w:val="24"/>
@@ -16,7 +16,7 @@
       <w:bookmarkStart w:id="1" w:name="_Toc391908097"/>
       <w:r>
         <w:rPr>
-          <w:rFonts w:ascii="Times New Roman" w:hAnsi="Times New Roman" w:cs="Times New Roman"/>
+          <w:rFonts w:asciiTheme="minorHAnsi" w:hAnsiTheme="minorHAnsi" w:cstheme="minorHAnsi"/>
           <w:color w:val="000000" w:themeColor="text1"/>
           <w:sz w:val="24"/>
           <w:szCs w:val="24"/>
@@ -25,7 +25,7 @@
       </w:r>
       <w:r>
         <w:rPr>
-          <w:rFonts w:ascii="Times New Roman" w:hAnsi="Times New Roman" w:cs="Times New Roman"/>
+          <w:rFonts w:asciiTheme="minorHAnsi" w:hAnsiTheme="minorHAnsi" w:cstheme="minorHAnsi"/>
           <w:color w:val="000000" w:themeColor="text1"/>
           <w:sz w:val="24"/>
           <w:szCs w:val="24"/>
@@ -38,7 +38,7 @@
       <w:pPr>
         <w:pStyle w:val="Heading4"/>
         <w:rPr>
-          <w:rFonts w:ascii="Times New Roman" w:hAnsi="Times New Roman" w:cs="Times New Roman"/>
+          <w:rFonts w:asciiTheme="minorHAnsi" w:hAnsiTheme="minorHAnsi" w:cstheme="minorHAnsi"/>
           <w:color w:val="000000" w:themeColor="text1"/>
           <w:sz w:val="24"/>
           <w:szCs w:val="24"/>
@@ -46,7 +46,7 @@
       </w:pPr>
       <w:r>
         <w:rPr>
-          <w:rFonts w:ascii="Times New Roman" w:hAnsi="Times New Roman" w:cs="Times New Roman"/>
+          <w:rFonts w:asciiTheme="minorHAnsi" w:hAnsiTheme="minorHAnsi" w:cstheme="minorHAnsi"/>
           <w:color w:val="000000" w:themeColor="text1"/>
           <w:sz w:val="24"/>
           <w:szCs w:val="24"/>
@@ -55,7 +55,7 @@
       </w:r>
       <w:r>
         <w:rPr>
-          <w:rFonts w:ascii="Times New Roman" w:hAnsi="Times New Roman" w:cs="Times New Roman"/>
+          <w:rFonts w:asciiTheme="minorHAnsi" w:hAnsiTheme="minorHAnsi" w:cstheme="minorHAnsi"/>
           <w:color w:val="000000" w:themeColor="text1"/>
           <w:sz w:val="24"/>
           <w:szCs w:val="24"/>
@@ -64,13 +64,69 @@
       </w:r>
       <w:r>
         <w:rPr>
-          <w:rFonts w:ascii="Times New Roman" w:hAnsi="Times New Roman" w:cs="Times New Roman"/>
+          <w:rFonts w:asciiTheme="minorHAnsi" w:hAnsiTheme="minorHAnsi" w:cstheme="minorHAnsi"/>
           <w:color w:val="000000" w:themeColor="text1"/>
           <w:sz w:val="24"/>
           <w:szCs w:val="24"/>
         </w:rPr>
         <w:t>A LangChain-Based Pipeline for One-Shot Synthetic Text Generation Using Generative Pre-Trained Transformers in Palliative Care Research</w:t>
       </w:r>
+    </w:p>
+    <w:p>
+      <w:pPr>
+        <w:rPr>
+          <w:rFonts w:asciiTheme="minorHAnsi" w:hAnsiTheme="minorHAnsi" w:cstheme="minorHAnsi"/>
+          <w:sz w:val="24"/>
+          <w:szCs w:val="24"/>
+          <w:lang w:val="en-US" w:eastAsia="en-US"/>
+        </w:rPr>
+      </w:pPr>
+    </w:p>
+    <w:p>
+      <w:pPr>
+        <w:rPr>
+          <w:rFonts w:asciiTheme="minorHAnsi" w:hAnsiTheme="minorHAnsi" w:cstheme="minorHAnsi"/>
+          <w:sz w:val="24"/>
+          <w:szCs w:val="24"/>
+          <w:lang w:val="en-US" w:eastAsia="en-US"/>
+        </w:rPr>
+      </w:pPr>
+      <w:r>
+        <w:rPr>
+          <w:rFonts w:asciiTheme="minorHAnsi" w:hAnsiTheme="minorHAnsi" w:cstheme="minorHAnsi"/>
+          <w:sz w:val="24"/>
+          <w:szCs w:val="24"/>
+          <w:lang w:val="en-US" w:eastAsia="en-US"/>
+        </w:rPr>
+        <w:t xml:space="preserve">The authors would like to thank the reviewers for their valuable feedback on this manuscript. Below we highlight our </w:t>
+      </w:r>
+      <w:r>
+        <w:rPr>
+          <w:rFonts w:asciiTheme="minorHAnsi" w:hAnsiTheme="minorHAnsi" w:cstheme="minorHAnsi"/>
+          <w:sz w:val="24"/>
+          <w:szCs w:val="24"/>
+          <w:lang w:val="en-US" w:eastAsia="en-US"/>
+        </w:rPr>
+        <w:t>point-by-point</w:t>
+      </w:r>
+      <w:r>
+        <w:rPr>
+          <w:rFonts w:asciiTheme="minorHAnsi" w:hAnsiTheme="minorHAnsi" w:cstheme="minorHAnsi"/>
+          <w:sz w:val="24"/>
+          <w:szCs w:val="24"/>
+          <w:lang w:val="en-US" w:eastAsia="en-US"/>
+        </w:rPr>
+        <w:t xml:space="preserve"> response to all the comments made. </w:t>
+      </w:r>
+    </w:p>
+    <w:p>
+      <w:pPr>
+        <w:rPr>
+          <w:rFonts w:asciiTheme="minorHAnsi" w:hAnsiTheme="minorHAnsi" w:cstheme="minorHAnsi"/>
+          <w:sz w:val="24"/>
+          <w:szCs w:val="24"/>
+        </w:rPr>
+      </w:pPr>
     </w:p>
     <w:tbl>
       <w:tblPr>
@@ -101,7 +157,7 @@
           <w:p>
             <w:pPr>
               <w:rPr>
-                <w:rFonts w:ascii="Times New Roman" w:hAnsi="Times New Roman" w:cs="Times New Roman"/>
+                <w:rFonts w:asciiTheme="minorHAnsi" w:hAnsiTheme="minorHAnsi" w:cstheme="minorHAnsi"/>
                 <w:color w:val="auto"/>
                 <w:sz w:val="24"/>
                 <w:szCs w:val="24"/>
@@ -110,12 +166,13 @@
             </w:pPr>
             <w:r>
               <w:rPr>
-                <w:rFonts w:ascii="Times New Roman" w:hAnsi="Times New Roman" w:cs="Times New Roman"/>
+                <w:rFonts w:asciiTheme="minorHAnsi" w:hAnsiTheme="minorHAnsi" w:cstheme="minorHAnsi"/>
                 <w:color w:val="auto"/>
                 <w:sz w:val="24"/>
                 <w:szCs w:val="24"/>
                 <w:lang w:val="en-US" w:eastAsia="en-US"/>
               </w:rPr>
+              <w:lastRenderedPageBreak/>
               <w:t>REVIEWER 1 COMMENT</w:t>
             </w:r>
           </w:p>
@@ -133,7 +190,7 @@
             <w:pPr>
               <w:cnfStyle w:val="100000000000" w:firstRow="1" w:lastRow="0" w:firstColumn="0" w:lastColumn="0" w:oddVBand="0" w:evenVBand="0" w:oddHBand="0" w:evenHBand="0" w:firstRowFirstColumn="0" w:firstRowLastColumn="0" w:lastRowFirstColumn="0" w:lastRowLastColumn="0"/>
               <w:rPr>
-                <w:rFonts w:ascii="Times New Roman" w:hAnsi="Times New Roman" w:cs="Times New Roman"/>
+                <w:rFonts w:asciiTheme="minorHAnsi" w:hAnsiTheme="minorHAnsi" w:cstheme="minorHAnsi"/>
                 <w:color w:val="auto"/>
                 <w:sz w:val="24"/>
                 <w:szCs w:val="24"/>
@@ -142,7 +199,7 @@
             </w:pPr>
             <w:r>
               <w:rPr>
-                <w:rFonts w:ascii="Times New Roman" w:hAnsi="Times New Roman" w:cs="Times New Roman"/>
+                <w:rFonts w:asciiTheme="minorHAnsi" w:hAnsiTheme="minorHAnsi" w:cstheme="minorHAnsi"/>
                 <w:color w:val="auto"/>
                 <w:sz w:val="24"/>
                 <w:szCs w:val="24"/>
@@ -171,7 +228,7 @@
           <w:p>
             <w:pPr>
               <w:rPr>
-                <w:rFonts w:ascii="Times New Roman" w:eastAsia="Times New Roman" w:hAnsi="Times New Roman" w:cs="Times New Roman"/>
+                <w:rFonts w:asciiTheme="minorHAnsi" w:eastAsia="Times New Roman" w:hAnsiTheme="minorHAnsi" w:cstheme="minorHAnsi"/>
                 <w:color w:val="000000" w:themeColor="text1"/>
                 <w:sz w:val="24"/>
                 <w:szCs w:val="24"/>
@@ -179,7 +236,7 @@
             </w:pPr>
             <w:r>
               <w:rPr>
-                <w:rFonts w:ascii="Times New Roman" w:eastAsia="Times New Roman" w:hAnsi="Times New Roman" w:cs="Times New Roman"/>
+                <w:rFonts w:asciiTheme="minorHAnsi" w:eastAsia="Times New Roman" w:hAnsiTheme="minorHAnsi" w:cstheme="minorHAnsi"/>
                 <w:color w:val="000000" w:themeColor="text1"/>
                 <w:sz w:val="24"/>
                 <w:szCs w:val="24"/>
@@ -202,7 +259,7 @@
             <w:pPr>
               <w:cnfStyle w:val="000000100000" w:firstRow="0" w:lastRow="0" w:firstColumn="0" w:lastColumn="0" w:oddVBand="0" w:evenVBand="0" w:oddHBand="1" w:evenHBand="0" w:firstRowFirstColumn="0" w:firstRowLastColumn="0" w:lastRowFirstColumn="0" w:lastRowLastColumn="0"/>
               <w:rPr>
-                <w:rFonts w:ascii="Times New Roman" w:hAnsi="Times New Roman" w:cs="Times New Roman"/>
+                <w:rFonts w:asciiTheme="minorHAnsi" w:hAnsiTheme="minorHAnsi" w:cstheme="minorHAnsi"/>
                 <w:color w:val="000000" w:themeColor="text1"/>
                 <w:sz w:val="24"/>
                 <w:szCs w:val="24"/>
@@ -211,28 +268,57 @@
             </w:pPr>
             <w:r>
               <w:rPr>
-                <w:rFonts w:ascii="Times New Roman" w:hAnsi="Times New Roman" w:cs="Times New Roman"/>
-                <w:color w:val="000000" w:themeColor="text1"/>
-                <w:sz w:val="24"/>
-                <w:szCs w:val="24"/>
-                <w:lang w:val="en-US" w:eastAsia="en-US"/>
-              </w:rPr>
-              <w:t xml:space="preserve">I have added additional explanation for this parameter selection. A more detailed explanation is now provided in Section 3.3.2 on lines </w:t>
-            </w:r>
-            <w:r>
-              <w:rPr>
-                <w:rFonts w:ascii="Times New Roman" w:hAnsi="Times New Roman" w:cs="Times New Roman"/>
-                <w:color w:val="000000" w:themeColor="text1"/>
-                <w:sz w:val="24"/>
-                <w:szCs w:val="24"/>
-                <w:highlight w:val="yellow"/>
-                <w:lang w:val="en-US" w:eastAsia="en-US"/>
-              </w:rPr>
-              <w:t>XX to XX</w:t>
-            </w:r>
-            <w:r>
-              <w:rPr>
-                <w:rFonts w:ascii="Times New Roman" w:hAnsi="Times New Roman" w:cs="Times New Roman"/>
+                <w:rFonts w:asciiTheme="minorHAnsi" w:hAnsiTheme="minorHAnsi" w:cstheme="minorHAnsi"/>
+                <w:color w:val="000000" w:themeColor="text1"/>
+                <w:sz w:val="24"/>
+                <w:szCs w:val="24"/>
+                <w:lang w:val="en-US" w:eastAsia="en-US"/>
+              </w:rPr>
+              <w:t>We</w:t>
+            </w:r>
+            <w:r>
+              <w:rPr>
+                <w:rFonts w:asciiTheme="minorHAnsi" w:hAnsiTheme="minorHAnsi" w:cstheme="minorHAnsi"/>
+                <w:color w:val="000000" w:themeColor="text1"/>
+                <w:sz w:val="24"/>
+                <w:szCs w:val="24"/>
+                <w:lang w:val="en-US" w:eastAsia="en-US"/>
+              </w:rPr>
+              <w:t xml:space="preserve"> have added additional explanation for this parameter selection. A more detailed explanation is now provided in Section 3.3.2 on lines </w:t>
+            </w:r>
+            <w:r>
+              <w:rPr>
+                <w:rFonts w:asciiTheme="minorHAnsi" w:hAnsiTheme="minorHAnsi" w:cstheme="minorHAnsi"/>
+                <w:color w:val="000000" w:themeColor="text1"/>
+                <w:sz w:val="24"/>
+                <w:szCs w:val="24"/>
+                <w:lang w:val="en-US" w:eastAsia="en-US"/>
+              </w:rPr>
+              <w:t>243</w:t>
+            </w:r>
+            <w:r>
+              <w:rPr>
+                <w:rFonts w:asciiTheme="minorHAnsi" w:hAnsiTheme="minorHAnsi" w:cstheme="minorHAnsi"/>
+                <w:color w:val="000000" w:themeColor="text1"/>
+                <w:sz w:val="24"/>
+                <w:szCs w:val="24"/>
+                <w:lang w:val="en-US" w:eastAsia="en-US"/>
+              </w:rPr>
+              <w:t xml:space="preserve"> to </w:t>
+            </w:r>
+            <w:r>
+              <w:rPr>
+                <w:rFonts w:asciiTheme="minorHAnsi" w:hAnsiTheme="minorHAnsi" w:cstheme="minorHAnsi"/>
+                <w:color w:val="000000" w:themeColor="text1"/>
+                <w:sz w:val="24"/>
+                <w:szCs w:val="24"/>
+                <w:lang w:val="en-US" w:eastAsia="en-US"/>
+              </w:rPr>
+              <w:t>255</w:t>
+            </w:r>
+            <w:r>
+              <w:rPr>
+                <w:rFonts w:asciiTheme="minorHAnsi" w:hAnsiTheme="minorHAnsi" w:cstheme="minorHAnsi"/>
                 <w:color w:val="000000" w:themeColor="text1"/>
                 <w:sz w:val="24"/>
                 <w:szCs w:val="24"/>
@@ -258,7 +344,7 @@
           <w:p>
             <w:pPr>
               <w:rPr>
-                <w:rFonts w:ascii="Times New Roman" w:eastAsia="Times New Roman" w:hAnsi="Times New Roman" w:cs="Times New Roman"/>
+                <w:rFonts w:asciiTheme="minorHAnsi" w:eastAsia="Times New Roman" w:hAnsiTheme="minorHAnsi" w:cstheme="minorHAnsi"/>
                 <w:color w:val="000000" w:themeColor="text1"/>
                 <w:sz w:val="24"/>
                 <w:szCs w:val="24"/>
@@ -266,21 +352,12 @@
             </w:pPr>
             <w:r>
               <w:rPr>
-                <w:rFonts w:ascii="Times New Roman" w:eastAsia="Times New Roman" w:hAnsi="Times New Roman" w:cs="Times New Roman"/>
-                <w:color w:val="000000" w:themeColor="text1"/>
-                <w:sz w:val="24"/>
-                <w:szCs w:val="24"/>
-              </w:rPr>
-              <w:t xml:space="preserve">2. </w:t>
-            </w:r>
-            <w:r>
-              <w:rPr>
-                <w:rFonts w:ascii="Times New Roman" w:eastAsia="Times New Roman" w:hAnsi="Times New Roman" w:cs="Times New Roman"/>
-                <w:color w:val="000000" w:themeColor="text1"/>
-                <w:sz w:val="24"/>
-                <w:szCs w:val="24"/>
-              </w:rPr>
-              <w:t>It should be clarified how to handle cases of generation failure or formatting errors (Section 4.1 mentions "minor data processing issues").</w:t>
+                <w:rFonts w:asciiTheme="minorHAnsi" w:eastAsia="Times New Roman" w:hAnsiTheme="minorHAnsi" w:cstheme="minorHAnsi"/>
+                <w:color w:val="000000" w:themeColor="text1"/>
+                <w:sz w:val="24"/>
+                <w:szCs w:val="24"/>
+              </w:rPr>
+              <w:t>2. It should be clarified how to handle cases of generation failure or formatting errors (Section 4.1 mentions "minor data processing issues").</w:t>
             </w:r>
           </w:p>
         </w:tc>
@@ -298,7 +375,7 @@
             <w:pPr>
               <w:cnfStyle w:val="000000000000" w:firstRow="0" w:lastRow="0" w:firstColumn="0" w:lastColumn="0" w:oddVBand="0" w:evenVBand="0" w:oddHBand="0" w:evenHBand="0" w:firstRowFirstColumn="0" w:firstRowLastColumn="0" w:lastRowFirstColumn="0" w:lastRowLastColumn="0"/>
               <w:rPr>
-                <w:rFonts w:ascii="Times New Roman" w:hAnsi="Times New Roman" w:cs="Times New Roman"/>
+                <w:rFonts w:asciiTheme="minorHAnsi" w:hAnsiTheme="minorHAnsi" w:cstheme="minorHAnsi"/>
                 <w:color w:val="000000" w:themeColor="text1"/>
                 <w:sz w:val="24"/>
                 <w:szCs w:val="24"/>
@@ -307,7 +384,7 @@
             </w:pPr>
             <w:r>
               <w:rPr>
-                <w:rFonts w:ascii="Times New Roman" w:hAnsi="Times New Roman" w:cs="Times New Roman"/>
+                <w:rFonts w:asciiTheme="minorHAnsi" w:hAnsiTheme="minorHAnsi" w:cstheme="minorHAnsi"/>
                 <w:color w:val="000000" w:themeColor="text1"/>
                 <w:sz w:val="24"/>
                 <w:szCs w:val="24"/>
@@ -317,24 +394,43 @@
             </w:r>
             <w:r>
               <w:rPr>
-                <w:rFonts w:ascii="Times New Roman" w:hAnsi="Times New Roman" w:cs="Times New Roman"/>
-                <w:color w:val="000000" w:themeColor="text1"/>
-                <w:sz w:val="24"/>
-                <w:szCs w:val="24"/>
-                <w:highlight w:val="yellow"/>
-                <w:lang w:val="en-US" w:eastAsia="en-US"/>
-              </w:rPr>
-              <w:t>XX to XX</w:t>
-            </w:r>
-            <w:r>
-              <w:rPr>
-                <w:rFonts w:ascii="Times New Roman" w:hAnsi="Times New Roman" w:cs="Times New Roman"/>
-                <w:color w:val="000000" w:themeColor="text1"/>
-                <w:sz w:val="24"/>
-                <w:szCs w:val="24"/>
-                <w:lang w:val="en-US" w:eastAsia="en-US"/>
-              </w:rPr>
-              <w:t xml:space="preserve"> have been added to clarify this error handling. </w:t>
+                <w:rFonts w:asciiTheme="minorHAnsi" w:hAnsiTheme="minorHAnsi" w:cstheme="minorHAnsi"/>
+                <w:color w:val="000000" w:themeColor="text1"/>
+                <w:sz w:val="24"/>
+                <w:szCs w:val="24"/>
+                <w:lang w:val="en-US" w:eastAsia="en-US"/>
+              </w:rPr>
+              <w:t>348</w:t>
+            </w:r>
+            <w:r>
+              <w:rPr>
+                <w:rFonts w:asciiTheme="minorHAnsi" w:hAnsiTheme="minorHAnsi" w:cstheme="minorHAnsi"/>
+                <w:color w:val="000000" w:themeColor="text1"/>
+                <w:sz w:val="24"/>
+                <w:szCs w:val="24"/>
+                <w:lang w:val="en-US" w:eastAsia="en-US"/>
+              </w:rPr>
+              <w:t xml:space="preserve"> to </w:t>
+            </w:r>
+            <w:r>
+              <w:rPr>
+                <w:rFonts w:asciiTheme="minorHAnsi" w:hAnsiTheme="minorHAnsi" w:cstheme="minorHAnsi"/>
+                <w:color w:val="000000" w:themeColor="text1"/>
+                <w:sz w:val="24"/>
+                <w:szCs w:val="24"/>
+                <w:lang w:val="en-US" w:eastAsia="en-US"/>
+              </w:rPr>
+              <w:t xml:space="preserve">350 and lines 352 to 359 </w:t>
+            </w:r>
+            <w:r>
+              <w:rPr>
+                <w:rFonts w:asciiTheme="minorHAnsi" w:hAnsiTheme="minorHAnsi" w:cstheme="minorHAnsi"/>
+                <w:color w:val="000000" w:themeColor="text1"/>
+                <w:sz w:val="24"/>
+                <w:szCs w:val="24"/>
+                <w:lang w:val="en-US" w:eastAsia="en-US"/>
+              </w:rPr>
+              <w:t xml:space="preserve">have been added to clarify this error handling. </w:t>
             </w:r>
           </w:p>
         </w:tc>
@@ -357,7 +453,7 @@
           <w:p>
             <w:pPr>
               <w:rPr>
-                <w:rFonts w:ascii="Times New Roman" w:eastAsia="Times New Roman" w:hAnsi="Times New Roman" w:cs="Times New Roman"/>
+                <w:rFonts w:asciiTheme="minorHAnsi" w:eastAsia="Times New Roman" w:hAnsiTheme="minorHAnsi" w:cstheme="minorHAnsi"/>
                 <w:color w:val="000000" w:themeColor="text1"/>
                 <w:sz w:val="24"/>
                 <w:szCs w:val="24"/>
@@ -365,7 +461,7 @@
             </w:pPr>
             <w:r>
               <w:rPr>
-                <w:rFonts w:ascii="Times New Roman" w:eastAsia="Times New Roman" w:hAnsi="Times New Roman" w:cs="Times New Roman"/>
+                <w:rFonts w:asciiTheme="minorHAnsi" w:eastAsia="Times New Roman" w:hAnsiTheme="minorHAnsi" w:cstheme="minorHAnsi"/>
                 <w:color w:val="000000" w:themeColor="text1"/>
                 <w:sz w:val="24"/>
                 <w:szCs w:val="24"/>
@@ -388,7 +484,7 @@
             <w:pPr>
               <w:cnfStyle w:val="000000100000" w:firstRow="0" w:lastRow="0" w:firstColumn="0" w:lastColumn="0" w:oddVBand="0" w:evenVBand="0" w:oddHBand="1" w:evenHBand="0" w:firstRowFirstColumn="0" w:firstRowLastColumn="0" w:lastRowFirstColumn="0" w:lastRowLastColumn="0"/>
               <w:rPr>
-                <w:rFonts w:ascii="Times New Roman" w:hAnsi="Times New Roman" w:cs="Times New Roman"/>
+                <w:rFonts w:asciiTheme="minorHAnsi" w:hAnsiTheme="minorHAnsi" w:cstheme="minorHAnsi"/>
                 <w:color w:val="000000" w:themeColor="text1"/>
                 <w:sz w:val="24"/>
                 <w:szCs w:val="24"/>
@@ -397,28 +493,87 @@
             </w:pPr>
             <w:r>
               <w:rPr>
-                <w:rFonts w:ascii="Times New Roman" w:hAnsi="Times New Roman" w:cs="Times New Roman"/>
-                <w:color w:val="000000" w:themeColor="text1"/>
-                <w:sz w:val="24"/>
-                <w:szCs w:val="24"/>
-                <w:lang w:val="en-US" w:eastAsia="en-US"/>
-              </w:rPr>
-              <w:t xml:space="preserve">Thank you for this suggestion! I have updated Section 3.4.2, lines </w:t>
-            </w:r>
-            <w:r>
-              <w:rPr>
-                <w:rFonts w:ascii="Times New Roman" w:hAnsi="Times New Roman" w:cs="Times New Roman"/>
-                <w:color w:val="000000" w:themeColor="text1"/>
-                <w:sz w:val="24"/>
-                <w:szCs w:val="24"/>
-                <w:highlight w:val="yellow"/>
-                <w:lang w:val="en-US" w:eastAsia="en-US"/>
-              </w:rPr>
-              <w:t>XX to XX</w:t>
-            </w:r>
-            <w:r>
-              <w:rPr>
-                <w:rFonts w:ascii="Times New Roman" w:hAnsi="Times New Roman" w:cs="Times New Roman"/>
+                <w:rFonts w:asciiTheme="minorHAnsi" w:hAnsiTheme="minorHAnsi" w:cstheme="minorHAnsi"/>
+                <w:color w:val="000000" w:themeColor="text1"/>
+                <w:sz w:val="24"/>
+                <w:szCs w:val="24"/>
+                <w:lang w:val="en-US" w:eastAsia="en-US"/>
+              </w:rPr>
+              <w:t>Thank you for this suggestion</w:t>
+            </w:r>
+            <w:r>
+              <w:rPr>
+                <w:rFonts w:asciiTheme="minorHAnsi" w:hAnsiTheme="minorHAnsi" w:cstheme="minorHAnsi"/>
+                <w:color w:val="000000" w:themeColor="text1"/>
+                <w:sz w:val="24"/>
+                <w:szCs w:val="24"/>
+                <w:lang w:val="en-US" w:eastAsia="en-US"/>
+              </w:rPr>
+              <w:t>.</w:t>
+            </w:r>
+            <w:r>
+              <w:rPr>
+                <w:rFonts w:asciiTheme="minorHAnsi" w:hAnsiTheme="minorHAnsi" w:cstheme="minorHAnsi"/>
+                <w:color w:val="000000" w:themeColor="text1"/>
+                <w:sz w:val="24"/>
+                <w:szCs w:val="24"/>
+                <w:lang w:val="en-US" w:eastAsia="en-US"/>
+              </w:rPr>
+              <w:t xml:space="preserve"> </w:t>
+            </w:r>
+            <w:r>
+              <w:rPr>
+                <w:rFonts w:asciiTheme="minorHAnsi" w:hAnsiTheme="minorHAnsi" w:cstheme="minorHAnsi"/>
+                <w:color w:val="000000" w:themeColor="text1"/>
+                <w:sz w:val="24"/>
+                <w:szCs w:val="24"/>
+                <w:lang w:val="en-US" w:eastAsia="en-US"/>
+              </w:rPr>
+              <w:t>We</w:t>
+            </w:r>
+            <w:r>
+              <w:rPr>
+                <w:rFonts w:asciiTheme="minorHAnsi" w:hAnsiTheme="minorHAnsi" w:cstheme="minorHAnsi"/>
+                <w:color w:val="000000" w:themeColor="text1"/>
+                <w:sz w:val="24"/>
+                <w:szCs w:val="24"/>
+                <w:lang w:val="en-US" w:eastAsia="en-US"/>
+              </w:rPr>
+              <w:t xml:space="preserve"> have updated Section 3.4.2, lines </w:t>
+            </w:r>
+            <w:r>
+              <w:rPr>
+                <w:rFonts w:asciiTheme="minorHAnsi" w:hAnsiTheme="minorHAnsi" w:cstheme="minorHAnsi"/>
+                <w:color w:val="000000" w:themeColor="text1"/>
+                <w:sz w:val="24"/>
+                <w:szCs w:val="24"/>
+                <w:lang w:val="en-US" w:eastAsia="en-US"/>
+              </w:rPr>
+              <w:t>327</w:t>
+            </w:r>
+            <w:r>
+              <w:rPr>
+                <w:rFonts w:asciiTheme="minorHAnsi" w:hAnsiTheme="minorHAnsi" w:cstheme="minorHAnsi"/>
+                <w:color w:val="000000" w:themeColor="text1"/>
+                <w:sz w:val="24"/>
+                <w:szCs w:val="24"/>
+                <w:lang w:val="en-US" w:eastAsia="en-US"/>
+              </w:rPr>
+              <w:t xml:space="preserve"> to </w:t>
+            </w:r>
+            <w:r>
+              <w:rPr>
+                <w:rFonts w:asciiTheme="minorHAnsi" w:hAnsiTheme="minorHAnsi" w:cstheme="minorHAnsi"/>
+                <w:color w:val="000000" w:themeColor="text1"/>
+                <w:sz w:val="24"/>
+                <w:szCs w:val="24"/>
+                <w:lang w:val="en-US" w:eastAsia="en-US"/>
+              </w:rPr>
+              <w:t>336</w:t>
+            </w:r>
+            <w:r>
+              <w:rPr>
+                <w:rFonts w:asciiTheme="minorHAnsi" w:hAnsiTheme="minorHAnsi" w:cstheme="minorHAnsi"/>
                 <w:color w:val="000000" w:themeColor="text1"/>
                 <w:sz w:val="24"/>
                 <w:szCs w:val="24"/>
@@ -428,18 +583,37 @@
             </w:r>
             <w:r>
               <w:rPr>
-                <w:rFonts w:ascii="Times New Roman" w:hAnsi="Times New Roman" w:cs="Times New Roman"/>
-                <w:color w:val="000000" w:themeColor="text1"/>
-                <w:sz w:val="24"/>
-                <w:szCs w:val="24"/>
-                <w:highlight w:val="yellow"/>
-                <w:lang w:val="en-US" w:eastAsia="en-US"/>
-              </w:rPr>
-              <w:t>XX to XX</w:t>
-            </w:r>
-            <w:r>
-              <w:rPr>
-                <w:rFonts w:ascii="Times New Roman" w:hAnsi="Times New Roman" w:cs="Times New Roman"/>
+                <w:rFonts w:asciiTheme="minorHAnsi" w:hAnsiTheme="minorHAnsi" w:cstheme="minorHAnsi"/>
+                <w:color w:val="000000" w:themeColor="text1"/>
+                <w:sz w:val="24"/>
+                <w:szCs w:val="24"/>
+                <w:lang w:val="en-US" w:eastAsia="en-US"/>
+              </w:rPr>
+              <w:t>457</w:t>
+            </w:r>
+            <w:r>
+              <w:rPr>
+                <w:rFonts w:asciiTheme="minorHAnsi" w:hAnsiTheme="minorHAnsi" w:cstheme="minorHAnsi"/>
+                <w:color w:val="000000" w:themeColor="text1"/>
+                <w:sz w:val="24"/>
+                <w:szCs w:val="24"/>
+                <w:lang w:val="en-US" w:eastAsia="en-US"/>
+              </w:rPr>
+              <w:t xml:space="preserve"> to </w:t>
+            </w:r>
+            <w:r>
+              <w:rPr>
+                <w:rFonts w:asciiTheme="minorHAnsi" w:hAnsiTheme="minorHAnsi" w:cstheme="minorHAnsi"/>
+                <w:color w:val="000000" w:themeColor="text1"/>
+                <w:sz w:val="24"/>
+                <w:szCs w:val="24"/>
+                <w:lang w:val="en-US" w:eastAsia="en-US"/>
+              </w:rPr>
+              <w:t>476</w:t>
+            </w:r>
+            <w:r>
+              <w:rPr>
+                <w:rFonts w:asciiTheme="minorHAnsi" w:hAnsiTheme="minorHAnsi" w:cstheme="minorHAnsi"/>
                 <w:color w:val="000000" w:themeColor="text1"/>
                 <w:sz w:val="24"/>
                 <w:szCs w:val="24"/>
@@ -465,7 +639,7 @@
           <w:p>
             <w:pPr>
               <w:rPr>
-                <w:rFonts w:ascii="Times New Roman" w:eastAsia="Times New Roman" w:hAnsi="Times New Roman" w:cs="Times New Roman"/>
+                <w:rFonts w:asciiTheme="minorHAnsi" w:eastAsia="Times New Roman" w:hAnsiTheme="minorHAnsi" w:cstheme="minorHAnsi"/>
                 <w:color w:val="000000" w:themeColor="text1"/>
                 <w:sz w:val="24"/>
                 <w:szCs w:val="24"/>
@@ -473,7 +647,7 @@
             </w:pPr>
             <w:r>
               <w:rPr>
-                <w:rFonts w:ascii="Times New Roman" w:eastAsia="Times New Roman" w:hAnsi="Times New Roman" w:cs="Times New Roman"/>
+                <w:rFonts w:asciiTheme="minorHAnsi" w:eastAsia="Times New Roman" w:hAnsiTheme="minorHAnsi" w:cstheme="minorHAnsi"/>
                 <w:color w:val="000000" w:themeColor="text1"/>
                 <w:sz w:val="24"/>
                 <w:szCs w:val="24"/>
@@ -496,7 +670,7 @@
             <w:pPr>
               <w:cnfStyle w:val="000000000000" w:firstRow="0" w:lastRow="0" w:firstColumn="0" w:lastColumn="0" w:oddVBand="0" w:evenVBand="0" w:oddHBand="0" w:evenHBand="0" w:firstRowFirstColumn="0" w:firstRowLastColumn="0" w:lastRowFirstColumn="0" w:lastRowLastColumn="0"/>
               <w:rPr>
-                <w:rFonts w:ascii="Times New Roman" w:hAnsi="Times New Roman" w:cs="Times New Roman"/>
+                <w:rFonts w:asciiTheme="minorHAnsi" w:hAnsiTheme="minorHAnsi" w:cstheme="minorHAnsi"/>
                 <w:color w:val="000000" w:themeColor="text1"/>
                 <w:sz w:val="24"/>
                 <w:szCs w:val="24"/>
@@ -505,7 +679,7 @@
             </w:pPr>
             <w:r>
               <w:rPr>
-                <w:rFonts w:ascii="Times New Roman" w:hAnsi="Times New Roman" w:cs="Times New Roman"/>
+                <w:rFonts w:asciiTheme="minorHAnsi" w:hAnsiTheme="minorHAnsi" w:cstheme="minorHAnsi"/>
                 <w:color w:val="000000" w:themeColor="text1"/>
                 <w:sz w:val="24"/>
                 <w:szCs w:val="24"/>
@@ -515,7 +689,7 @@
             </w:r>
             <w:r>
               <w:rPr>
-                <w:rFonts w:ascii="Times New Roman" w:hAnsi="Times New Roman" w:cs="Times New Roman"/>
+                <w:rFonts w:asciiTheme="minorHAnsi" w:hAnsiTheme="minorHAnsi" w:cstheme="minorHAnsi"/>
                 <w:color w:val="000000" w:themeColor="text1"/>
                 <w:sz w:val="24"/>
                 <w:szCs w:val="24"/>
@@ -525,7 +699,7 @@
             </w:r>
             <w:r>
               <w:rPr>
-                <w:rFonts w:ascii="Times New Roman" w:hAnsi="Times New Roman" w:cs="Times New Roman"/>
+                <w:rFonts w:asciiTheme="minorHAnsi" w:hAnsiTheme="minorHAnsi" w:cstheme="minorHAnsi"/>
                 <w:color w:val="000000" w:themeColor="text1"/>
                 <w:sz w:val="24"/>
                 <w:szCs w:val="24"/>
@@ -535,18 +709,37 @@
             </w:r>
             <w:r>
               <w:rPr>
-                <w:rFonts w:ascii="Times New Roman" w:hAnsi="Times New Roman" w:cs="Times New Roman"/>
-                <w:color w:val="000000" w:themeColor="text1"/>
-                <w:sz w:val="24"/>
-                <w:szCs w:val="24"/>
-                <w:highlight w:val="yellow"/>
-                <w:lang w:val="en-US" w:eastAsia="en-US"/>
-              </w:rPr>
-              <w:t>XX to XX</w:t>
-            </w:r>
-            <w:r>
-              <w:rPr>
-                <w:rFonts w:ascii="Times New Roman" w:hAnsi="Times New Roman" w:cs="Times New Roman"/>
+                <w:rFonts w:asciiTheme="minorHAnsi" w:hAnsiTheme="minorHAnsi" w:cstheme="minorHAnsi"/>
+                <w:color w:val="000000" w:themeColor="text1"/>
+                <w:sz w:val="24"/>
+                <w:szCs w:val="24"/>
+                <w:lang w:val="en-US" w:eastAsia="en-US"/>
+              </w:rPr>
+              <w:t>503</w:t>
+            </w:r>
+            <w:r>
+              <w:rPr>
+                <w:rFonts w:asciiTheme="minorHAnsi" w:hAnsiTheme="minorHAnsi" w:cstheme="minorHAnsi"/>
+                <w:color w:val="000000" w:themeColor="text1"/>
+                <w:sz w:val="24"/>
+                <w:szCs w:val="24"/>
+                <w:lang w:val="en-US" w:eastAsia="en-US"/>
+              </w:rPr>
+              <w:t xml:space="preserve"> to </w:t>
+            </w:r>
+            <w:r>
+              <w:rPr>
+                <w:rFonts w:asciiTheme="minorHAnsi" w:hAnsiTheme="minorHAnsi" w:cstheme="minorHAnsi"/>
+                <w:color w:val="000000" w:themeColor="text1"/>
+                <w:sz w:val="24"/>
+                <w:szCs w:val="24"/>
+                <w:lang w:val="en-US" w:eastAsia="en-US"/>
+              </w:rPr>
+              <w:t>505</w:t>
+            </w:r>
+            <w:r>
+              <w:rPr>
+                <w:rFonts w:asciiTheme="minorHAnsi" w:hAnsiTheme="minorHAnsi" w:cstheme="minorHAnsi"/>
                 <w:color w:val="000000" w:themeColor="text1"/>
                 <w:sz w:val="24"/>
                 <w:szCs w:val="24"/>
@@ -556,18 +749,37 @@
             </w:r>
             <w:r>
               <w:rPr>
-                <w:rFonts w:ascii="Times New Roman" w:hAnsi="Times New Roman" w:cs="Times New Roman"/>
-                <w:color w:val="000000" w:themeColor="text1"/>
-                <w:sz w:val="24"/>
-                <w:szCs w:val="24"/>
-                <w:highlight w:val="yellow"/>
-                <w:lang w:val="en-US" w:eastAsia="en-US"/>
-              </w:rPr>
-              <w:t>XX to XX</w:t>
-            </w:r>
-            <w:r>
-              <w:rPr>
-                <w:rFonts w:ascii="Times New Roman" w:hAnsi="Times New Roman" w:cs="Times New Roman"/>
+                <w:rFonts w:asciiTheme="minorHAnsi" w:hAnsiTheme="minorHAnsi" w:cstheme="minorHAnsi"/>
+                <w:color w:val="000000" w:themeColor="text1"/>
+                <w:sz w:val="24"/>
+                <w:szCs w:val="24"/>
+                <w:lang w:val="en-US" w:eastAsia="en-US"/>
+              </w:rPr>
+              <w:t>320</w:t>
+            </w:r>
+            <w:r>
+              <w:rPr>
+                <w:rFonts w:asciiTheme="minorHAnsi" w:hAnsiTheme="minorHAnsi" w:cstheme="minorHAnsi"/>
+                <w:color w:val="000000" w:themeColor="text1"/>
+                <w:sz w:val="24"/>
+                <w:szCs w:val="24"/>
+                <w:lang w:val="en-US" w:eastAsia="en-US"/>
+              </w:rPr>
+              <w:t xml:space="preserve"> to </w:t>
+            </w:r>
+            <w:r>
+              <w:rPr>
+                <w:rFonts w:asciiTheme="minorHAnsi" w:hAnsiTheme="minorHAnsi" w:cstheme="minorHAnsi"/>
+                <w:color w:val="000000" w:themeColor="text1"/>
+                <w:sz w:val="24"/>
+                <w:szCs w:val="24"/>
+                <w:lang w:val="en-US" w:eastAsia="en-US"/>
+              </w:rPr>
+              <w:t>326</w:t>
+            </w:r>
+            <w:r>
+              <w:rPr>
+                <w:rFonts w:asciiTheme="minorHAnsi" w:hAnsiTheme="minorHAnsi" w:cstheme="minorHAnsi"/>
                 <w:color w:val="000000" w:themeColor="text1"/>
                 <w:sz w:val="24"/>
                 <w:szCs w:val="24"/>
@@ -577,18 +789,37 @@
             </w:r>
             <w:r>
               <w:rPr>
-                <w:rFonts w:ascii="Times New Roman" w:hAnsi="Times New Roman" w:cs="Times New Roman"/>
-                <w:color w:val="000000" w:themeColor="text1"/>
-                <w:sz w:val="24"/>
-                <w:szCs w:val="24"/>
-                <w:highlight w:val="yellow"/>
-                <w:lang w:val="en-US" w:eastAsia="en-US"/>
-              </w:rPr>
-              <w:t>XX to XX</w:t>
-            </w:r>
-            <w:r>
-              <w:rPr>
-                <w:rFonts w:ascii="Times New Roman" w:hAnsi="Times New Roman" w:cs="Times New Roman"/>
+                <w:rFonts w:asciiTheme="minorHAnsi" w:hAnsiTheme="minorHAnsi" w:cstheme="minorHAnsi"/>
+                <w:color w:val="000000" w:themeColor="text1"/>
+                <w:sz w:val="24"/>
+                <w:szCs w:val="24"/>
+                <w:lang w:val="en-US" w:eastAsia="en-US"/>
+              </w:rPr>
+              <w:t>452</w:t>
+            </w:r>
+            <w:r>
+              <w:rPr>
+                <w:rFonts w:asciiTheme="minorHAnsi" w:hAnsiTheme="minorHAnsi" w:cstheme="minorHAnsi"/>
+                <w:color w:val="000000" w:themeColor="text1"/>
+                <w:sz w:val="24"/>
+                <w:szCs w:val="24"/>
+                <w:lang w:val="en-US" w:eastAsia="en-US"/>
+              </w:rPr>
+              <w:t xml:space="preserve"> to </w:t>
+            </w:r>
+            <w:r>
+              <w:rPr>
+                <w:rFonts w:asciiTheme="minorHAnsi" w:hAnsiTheme="minorHAnsi" w:cstheme="minorHAnsi"/>
+                <w:color w:val="000000" w:themeColor="text1"/>
+                <w:sz w:val="24"/>
+                <w:szCs w:val="24"/>
+                <w:lang w:val="en-US" w:eastAsia="en-US"/>
+              </w:rPr>
+              <w:t>455</w:t>
+            </w:r>
+            <w:r>
+              <w:rPr>
+                <w:rFonts w:asciiTheme="minorHAnsi" w:hAnsiTheme="minorHAnsi" w:cstheme="minorHAnsi"/>
                 <w:color w:val="000000" w:themeColor="text1"/>
                 <w:sz w:val="24"/>
                 <w:szCs w:val="24"/>
@@ -598,18 +829,37 @@
             </w:r>
             <w:r>
               <w:rPr>
-                <w:rFonts w:ascii="Times New Roman" w:hAnsi="Times New Roman" w:cs="Times New Roman"/>
-                <w:color w:val="000000" w:themeColor="text1"/>
-                <w:sz w:val="24"/>
-                <w:szCs w:val="24"/>
-                <w:highlight w:val="yellow"/>
-                <w:lang w:val="en-US" w:eastAsia="en-US"/>
-              </w:rPr>
-              <w:t>XX to XX</w:t>
-            </w:r>
-            <w:r>
-              <w:rPr>
-                <w:rFonts w:ascii="Times New Roman" w:hAnsi="Times New Roman" w:cs="Times New Roman"/>
+                <w:rFonts w:asciiTheme="minorHAnsi" w:hAnsiTheme="minorHAnsi" w:cstheme="minorHAnsi"/>
+                <w:color w:val="000000" w:themeColor="text1"/>
+                <w:sz w:val="24"/>
+                <w:szCs w:val="24"/>
+                <w:lang w:val="en-US" w:eastAsia="en-US"/>
+              </w:rPr>
+              <w:t>505</w:t>
+            </w:r>
+            <w:r>
+              <w:rPr>
+                <w:rFonts w:asciiTheme="minorHAnsi" w:hAnsiTheme="minorHAnsi" w:cstheme="minorHAnsi"/>
+                <w:color w:val="000000" w:themeColor="text1"/>
+                <w:sz w:val="24"/>
+                <w:szCs w:val="24"/>
+                <w:lang w:val="en-US" w:eastAsia="en-US"/>
+              </w:rPr>
+              <w:t xml:space="preserve"> to </w:t>
+            </w:r>
+            <w:r>
+              <w:rPr>
+                <w:rFonts w:asciiTheme="minorHAnsi" w:hAnsiTheme="minorHAnsi" w:cstheme="minorHAnsi"/>
+                <w:color w:val="000000" w:themeColor="text1"/>
+                <w:sz w:val="24"/>
+                <w:szCs w:val="24"/>
+                <w:lang w:val="en-US" w:eastAsia="en-US"/>
+              </w:rPr>
+              <w:t>508</w:t>
+            </w:r>
+            <w:r>
+              <w:rPr>
+                <w:rFonts w:asciiTheme="minorHAnsi" w:hAnsiTheme="minorHAnsi" w:cstheme="minorHAnsi"/>
                 <w:color w:val="000000" w:themeColor="text1"/>
                 <w:sz w:val="24"/>
                 <w:szCs w:val="24"/>
@@ -638,7 +888,7 @@
           <w:p>
             <w:pPr>
               <w:rPr>
-                <w:rFonts w:ascii="Times New Roman" w:eastAsia="Times New Roman" w:hAnsi="Times New Roman" w:cs="Times New Roman"/>
+                <w:rFonts w:asciiTheme="minorHAnsi" w:eastAsia="Times New Roman" w:hAnsiTheme="minorHAnsi" w:cstheme="minorHAnsi"/>
                 <w:color w:val="000000" w:themeColor="text1"/>
                 <w:sz w:val="24"/>
                 <w:szCs w:val="24"/>
@@ -646,7 +896,7 @@
             </w:pPr>
             <w:r>
               <w:rPr>
-                <w:rFonts w:ascii="Times New Roman" w:eastAsia="Times New Roman" w:hAnsi="Times New Roman" w:cs="Times New Roman"/>
+                <w:rFonts w:asciiTheme="minorHAnsi" w:eastAsia="Times New Roman" w:hAnsiTheme="minorHAnsi" w:cstheme="minorHAnsi"/>
                 <w:color w:val="000000" w:themeColor="text1"/>
                 <w:sz w:val="24"/>
                 <w:szCs w:val="24"/>
@@ -669,7 +919,7 @@
             <w:pPr>
               <w:cnfStyle w:val="000000100000" w:firstRow="0" w:lastRow="0" w:firstColumn="0" w:lastColumn="0" w:oddVBand="0" w:evenVBand="0" w:oddHBand="1" w:evenHBand="0" w:firstRowFirstColumn="0" w:firstRowLastColumn="0" w:lastRowFirstColumn="0" w:lastRowLastColumn="0"/>
               <w:rPr>
-                <w:rFonts w:ascii="Times New Roman" w:hAnsi="Times New Roman" w:cs="Times New Roman"/>
+                <w:rFonts w:asciiTheme="minorHAnsi" w:hAnsiTheme="minorHAnsi" w:cstheme="minorHAnsi"/>
                 <w:color w:val="000000" w:themeColor="text1"/>
                 <w:sz w:val="24"/>
                 <w:szCs w:val="24"/>
@@ -678,27 +928,27 @@
             </w:pPr>
             <w:r>
               <w:rPr>
-                <w:rFonts w:ascii="Times New Roman" w:hAnsi="Times New Roman" w:cs="Times New Roman"/>
-                <w:color w:val="000000" w:themeColor="text1"/>
-                <w:sz w:val="24"/>
-                <w:szCs w:val="24"/>
-                <w:lang w:val="en-US" w:eastAsia="en-US"/>
-              </w:rPr>
-              <w:t xml:space="preserve">This point is </w:t>
-            </w:r>
-            <w:r>
-              <w:rPr>
-                <w:rFonts w:ascii="Times New Roman" w:hAnsi="Times New Roman" w:cs="Times New Roman"/>
-                <w:color w:val="000000" w:themeColor="text1"/>
-                <w:sz w:val="24"/>
-                <w:szCs w:val="24"/>
-                <w:lang w:val="en-US" w:eastAsia="en-US"/>
-              </w:rPr>
-              <w:t>excellent</w:t>
-            </w:r>
-            <w:r>
-              <w:rPr>
-                <w:rFonts w:ascii="Times New Roman" w:hAnsi="Times New Roman" w:cs="Times New Roman"/>
+                <w:rFonts w:asciiTheme="minorHAnsi" w:hAnsiTheme="minorHAnsi" w:cstheme="minorHAnsi"/>
+                <w:color w:val="000000" w:themeColor="text1"/>
+                <w:sz w:val="24"/>
+                <w:szCs w:val="24"/>
+                <w:lang w:val="en-US" w:eastAsia="en-US"/>
+              </w:rPr>
+              <w:t>W</w:t>
+            </w:r>
+            <w:r>
+              <w:rPr>
+                <w:rFonts w:asciiTheme="minorHAnsi" w:hAnsiTheme="minorHAnsi" w:cstheme="minorHAnsi"/>
+                <w:color w:val="000000" w:themeColor="text1"/>
+                <w:sz w:val="24"/>
+                <w:szCs w:val="24"/>
+                <w:lang w:val="en-US" w:eastAsia="en-US"/>
+              </w:rPr>
+              <w:t>e greatly appreciate this feedback; we subsequently carried out a 3-person evaluation to strengthen our results. Section 3.4.1</w:t>
+            </w:r>
+            <w:r>
+              <w:rPr>
+                <w:rFonts w:asciiTheme="minorHAnsi" w:hAnsiTheme="minorHAnsi" w:cstheme="minorHAnsi"/>
                 <w:color w:val="000000" w:themeColor="text1"/>
                 <w:sz w:val="24"/>
                 <w:szCs w:val="24"/>
@@ -708,28 +958,57 @@
             </w:r>
             <w:r>
               <w:rPr>
-                <w:rFonts w:ascii="Times New Roman" w:hAnsi="Times New Roman" w:cs="Times New Roman"/>
-                <w:color w:val="000000" w:themeColor="text1"/>
-                <w:sz w:val="24"/>
-                <w:szCs w:val="24"/>
-                <w:lang w:val="en-US" w:eastAsia="en-US"/>
-              </w:rPr>
-              <w:t xml:space="preserve"> and we greatly appreciate this feedback; we subsequently carried out a 3-person evaluation to strengthen our results. Section 3.4.1 lines </w:t>
-            </w:r>
-            <w:r>
-              <w:rPr>
-                <w:rFonts w:ascii="Times New Roman" w:hAnsi="Times New Roman" w:cs="Times New Roman"/>
-                <w:color w:val="000000" w:themeColor="text1"/>
-                <w:sz w:val="24"/>
-                <w:szCs w:val="24"/>
-                <w:highlight w:val="yellow"/>
-                <w:lang w:val="en-US" w:eastAsia="en-US"/>
-              </w:rPr>
-              <w:t>XX to XX</w:t>
-            </w:r>
-            <w:r>
-              <w:rPr>
-                <w:rFonts w:ascii="Times New Roman" w:hAnsi="Times New Roman" w:cs="Times New Roman"/>
+                <w:rFonts w:asciiTheme="minorHAnsi" w:hAnsiTheme="minorHAnsi" w:cstheme="minorHAnsi"/>
+                <w:color w:val="000000" w:themeColor="text1"/>
+                <w:sz w:val="24"/>
+                <w:szCs w:val="24"/>
+                <w:lang w:val="en-US" w:eastAsia="en-US"/>
+              </w:rPr>
+              <w:t xml:space="preserve"> lines </w:t>
+            </w:r>
+            <w:r>
+              <w:rPr>
+                <w:rFonts w:asciiTheme="minorHAnsi" w:hAnsiTheme="minorHAnsi" w:cstheme="minorHAnsi"/>
+                <w:color w:val="000000" w:themeColor="text1"/>
+                <w:sz w:val="24"/>
+                <w:szCs w:val="24"/>
+                <w:lang w:val="en-US" w:eastAsia="en-US"/>
+              </w:rPr>
+              <w:t>278</w:t>
+            </w:r>
+            <w:r>
+              <w:rPr>
+                <w:rFonts w:asciiTheme="minorHAnsi" w:hAnsiTheme="minorHAnsi" w:cstheme="minorHAnsi"/>
+                <w:color w:val="000000" w:themeColor="text1"/>
+                <w:sz w:val="24"/>
+                <w:szCs w:val="24"/>
+                <w:lang w:val="en-US" w:eastAsia="en-US"/>
+              </w:rPr>
+              <w:t xml:space="preserve"> to </w:t>
+            </w:r>
+            <w:r>
+              <w:rPr>
+                <w:rFonts w:asciiTheme="minorHAnsi" w:hAnsiTheme="minorHAnsi" w:cstheme="minorHAnsi"/>
+                <w:color w:val="000000" w:themeColor="text1"/>
+                <w:sz w:val="24"/>
+                <w:szCs w:val="24"/>
+                <w:lang w:val="en-US" w:eastAsia="en-US"/>
+              </w:rPr>
+              <w:t>288</w:t>
+            </w:r>
+            <w:r>
+              <w:rPr>
+                <w:rFonts w:asciiTheme="minorHAnsi" w:hAnsiTheme="minorHAnsi" w:cstheme="minorHAnsi"/>
+                <w:color w:val="000000" w:themeColor="text1"/>
+                <w:sz w:val="24"/>
+                <w:szCs w:val="24"/>
+                <w:lang w:val="en-US" w:eastAsia="en-US"/>
+              </w:rPr>
+              <w:t>,</w:t>
+            </w:r>
+            <w:r>
+              <w:rPr>
+                <w:rFonts w:asciiTheme="minorHAnsi" w:hAnsiTheme="minorHAnsi" w:cstheme="minorHAnsi"/>
                 <w:color w:val="000000" w:themeColor="text1"/>
                 <w:sz w:val="24"/>
                 <w:szCs w:val="24"/>
@@ -755,7 +1034,7 @@
           <w:p>
             <w:pPr>
               <w:rPr>
-                <w:rFonts w:ascii="Times New Roman" w:eastAsia="Times New Roman" w:hAnsi="Times New Roman" w:cs="Times New Roman"/>
+                <w:rFonts w:asciiTheme="minorHAnsi" w:eastAsia="Times New Roman" w:hAnsiTheme="minorHAnsi" w:cstheme="minorHAnsi"/>
                 <w:color w:val="000000" w:themeColor="text1"/>
                 <w:sz w:val="24"/>
                 <w:szCs w:val="24"/>
@@ -763,12 +1042,22 @@
             </w:pPr>
             <w:r>
               <w:rPr>
-                <w:rFonts w:ascii="Times New Roman" w:eastAsia="Times New Roman" w:hAnsi="Times New Roman" w:cs="Times New Roman"/>
-                <w:color w:val="000000" w:themeColor="text1"/>
-                <w:sz w:val="24"/>
-                <w:szCs w:val="24"/>
-              </w:rPr>
-              <w:t>6. Potential differences between generated notes and actual records need to be discussed, such as emotional expression and accuracy of clinical terminology.</w:t>
+                <w:rFonts w:asciiTheme="minorHAnsi" w:eastAsia="Times New Roman" w:hAnsiTheme="minorHAnsi" w:cstheme="minorHAnsi"/>
+                <w:color w:val="000000" w:themeColor="text1"/>
+                <w:sz w:val="24"/>
+                <w:szCs w:val="24"/>
+              </w:rPr>
+              <w:t xml:space="preserve">6. Potential differences between generated notes and actual records </w:t>
+            </w:r>
+            <w:r>
+              <w:rPr>
+                <w:rFonts w:asciiTheme="minorHAnsi" w:eastAsia="Times New Roman" w:hAnsiTheme="minorHAnsi" w:cstheme="minorHAnsi"/>
+                <w:color w:val="000000" w:themeColor="text1"/>
+                <w:sz w:val="24"/>
+                <w:szCs w:val="24"/>
+              </w:rPr>
+              <w:lastRenderedPageBreak/>
+              <w:t>need to be discussed, such as emotional expression and accuracy of clinical terminology.</w:t>
             </w:r>
           </w:p>
         </w:tc>
@@ -786,7 +1075,7 @@
             <w:pPr>
               <w:cnfStyle w:val="000000000000" w:firstRow="0" w:lastRow="0" w:firstColumn="0" w:lastColumn="0" w:oddVBand="0" w:evenVBand="0" w:oddHBand="0" w:evenHBand="0" w:firstRowFirstColumn="0" w:firstRowLastColumn="0" w:lastRowFirstColumn="0" w:lastRowLastColumn="0"/>
               <w:rPr>
-                <w:rFonts w:ascii="Times New Roman" w:hAnsi="Times New Roman" w:cs="Times New Roman"/>
+                <w:rFonts w:asciiTheme="minorHAnsi" w:hAnsiTheme="minorHAnsi" w:cstheme="minorHAnsi"/>
                 <w:color w:val="000000" w:themeColor="text1"/>
                 <w:sz w:val="24"/>
                 <w:szCs w:val="24"/>
@@ -795,105 +1084,85 @@
             </w:pPr>
             <w:r>
               <w:rPr>
-                <w:rFonts w:ascii="Times New Roman" w:hAnsi="Times New Roman" w:cs="Times New Roman"/>
-                <w:color w:val="000000" w:themeColor="text1"/>
-                <w:sz w:val="24"/>
-                <w:szCs w:val="24"/>
-                <w:lang w:val="en-US" w:eastAsia="en-US"/>
-              </w:rPr>
-              <w:t xml:space="preserve">These notes do not heavily use clinical terminology, as they are more so to do with every-day care as opposed to diagnosis of medical conditions. As a result, they differ enormously from the sorts of notes found in </w:t>
-            </w:r>
-            <w:r>
-              <w:rPr>
-                <w:rFonts w:ascii="Times New Roman" w:hAnsi="Times New Roman" w:cs="Times New Roman"/>
+                <w:rFonts w:asciiTheme="minorHAnsi" w:hAnsiTheme="minorHAnsi" w:cstheme="minorHAnsi"/>
                 <w:color w:val="000000" w:themeColor="text1"/>
                 <w:sz w:val="24"/>
                 <w:szCs w:val="24"/>
                 <w:lang w:val="en-US" w:eastAsia="en-US"/>
               </w:rPr>
               <w:lastRenderedPageBreak/>
-              <w:t>hospitals and other clinical practices.</w:t>
-            </w:r>
-            <w:r>
-              <w:rPr>
-                <w:rFonts w:ascii="Times New Roman" w:hAnsi="Times New Roman" w:cs="Times New Roman"/>
-                <w:color w:val="000000" w:themeColor="text1"/>
-                <w:sz w:val="24"/>
-                <w:szCs w:val="24"/>
-                <w:lang w:val="en-US" w:eastAsia="en-US"/>
-              </w:rPr>
-              <w:t xml:space="preserve"> </w:t>
-            </w:r>
-            <w:r>
-              <w:rPr>
-                <w:rFonts w:ascii="Times New Roman" w:hAnsi="Times New Roman" w:cs="Times New Roman"/>
-                <w:color w:val="000000" w:themeColor="text1"/>
-                <w:sz w:val="24"/>
-                <w:szCs w:val="24"/>
-                <w:lang w:val="en-US" w:eastAsia="en-US"/>
-              </w:rPr>
-              <w:t xml:space="preserve">I have </w:t>
-            </w:r>
-            <w:r>
-              <w:rPr>
-                <w:rFonts w:ascii="Times New Roman" w:hAnsi="Times New Roman" w:cs="Times New Roman"/>
-                <w:color w:val="000000" w:themeColor="text1"/>
-                <w:sz w:val="24"/>
-                <w:szCs w:val="24"/>
-                <w:lang w:val="en-US" w:eastAsia="en-US"/>
-              </w:rPr>
-              <w:t xml:space="preserve">added additional clarification to Section </w:t>
-            </w:r>
-            <w:r>
-              <w:rPr>
-                <w:rFonts w:ascii="Times New Roman" w:hAnsi="Times New Roman" w:cs="Times New Roman"/>
-                <w:color w:val="000000" w:themeColor="text1"/>
-                <w:sz w:val="24"/>
-                <w:szCs w:val="24"/>
-                <w:lang w:val="en-US" w:eastAsia="en-US"/>
-              </w:rPr>
-              <w:t>4.2.3</w:t>
-            </w:r>
-            <w:r>
-              <w:rPr>
-                <w:rFonts w:ascii="Times New Roman" w:hAnsi="Times New Roman" w:cs="Times New Roman"/>
-                <w:color w:val="000000" w:themeColor="text1"/>
-                <w:sz w:val="24"/>
-                <w:szCs w:val="24"/>
-                <w:lang w:val="en-US" w:eastAsia="en-US"/>
-              </w:rPr>
-              <w:t xml:space="preserve">, lines </w:t>
-            </w:r>
-            <w:r>
-              <w:rPr>
-                <w:rFonts w:ascii="Times New Roman" w:hAnsi="Times New Roman" w:cs="Times New Roman"/>
-                <w:color w:val="000000" w:themeColor="text1"/>
-                <w:sz w:val="24"/>
-                <w:szCs w:val="24"/>
-                <w:highlight w:val="yellow"/>
-                <w:lang w:val="en-US" w:eastAsia="en-US"/>
-              </w:rPr>
-              <w:t>XX to XX</w:t>
-            </w:r>
-            <w:r>
-              <w:rPr>
-                <w:rFonts w:ascii="Times New Roman" w:hAnsi="Times New Roman" w:cs="Times New Roman"/>
-                <w:color w:val="000000" w:themeColor="text1"/>
-                <w:sz w:val="24"/>
-                <w:szCs w:val="24"/>
-                <w:lang w:val="en-US" w:eastAsia="en-US"/>
-              </w:rPr>
-              <w:t>,</w:t>
-            </w:r>
-            <w:r>
-              <w:rPr>
-                <w:rFonts w:ascii="Times New Roman" w:hAnsi="Times New Roman" w:cs="Times New Roman"/>
-                <w:color w:val="000000" w:themeColor="text1"/>
-                <w:sz w:val="24"/>
-                <w:szCs w:val="24"/>
-                <w:lang w:val="en-US" w:eastAsia="en-US"/>
-              </w:rPr>
-              <w:t xml:space="preserve"> to reflect the general tone found in the notes as assessed by multiple members of our research team.</w:t>
+              <w:t xml:space="preserve">These notes do not heavily use clinical terminology, as they are more so to do with </w:t>
+            </w:r>
+            <w:r>
+              <w:rPr>
+                <w:rFonts w:asciiTheme="minorHAnsi" w:hAnsiTheme="minorHAnsi" w:cstheme="minorHAnsi"/>
+                <w:color w:val="000000" w:themeColor="text1"/>
+                <w:sz w:val="24"/>
+                <w:szCs w:val="24"/>
+                <w:lang w:val="en-US" w:eastAsia="en-US"/>
+              </w:rPr>
+              <w:lastRenderedPageBreak/>
+              <w:t xml:space="preserve">every-day care as opposed to diagnosis of medical conditions. As a result, they differ enormously from the sorts of notes found in hospitals and other clinical practices. </w:t>
+            </w:r>
+            <w:r>
+              <w:rPr>
+                <w:rFonts w:asciiTheme="minorHAnsi" w:hAnsiTheme="minorHAnsi" w:cstheme="minorHAnsi"/>
+                <w:color w:val="000000" w:themeColor="text1"/>
+                <w:sz w:val="24"/>
+                <w:szCs w:val="24"/>
+                <w:lang w:val="en-US" w:eastAsia="en-US"/>
+              </w:rPr>
+              <w:t>We</w:t>
+            </w:r>
+            <w:r>
+              <w:rPr>
+                <w:rFonts w:asciiTheme="minorHAnsi" w:hAnsiTheme="minorHAnsi" w:cstheme="minorHAnsi"/>
+                <w:color w:val="000000" w:themeColor="text1"/>
+                <w:sz w:val="24"/>
+                <w:szCs w:val="24"/>
+                <w:lang w:val="en-US" w:eastAsia="en-US"/>
+              </w:rPr>
+              <w:t xml:space="preserve"> have added additional clarification to Section 4.2.3, lines </w:t>
+            </w:r>
+            <w:r>
+              <w:rPr>
+                <w:rFonts w:asciiTheme="minorHAnsi" w:hAnsiTheme="minorHAnsi" w:cstheme="minorHAnsi"/>
+                <w:color w:val="000000" w:themeColor="text1"/>
+                <w:sz w:val="24"/>
+                <w:szCs w:val="24"/>
+                <w:lang w:val="en-US" w:eastAsia="en-US"/>
+              </w:rPr>
+              <w:t>399</w:t>
+            </w:r>
+            <w:r>
+              <w:rPr>
+                <w:rFonts w:asciiTheme="minorHAnsi" w:hAnsiTheme="minorHAnsi" w:cstheme="minorHAnsi"/>
+                <w:color w:val="000000" w:themeColor="text1"/>
+                <w:sz w:val="24"/>
+                <w:szCs w:val="24"/>
+                <w:lang w:val="en-US" w:eastAsia="en-US"/>
+              </w:rPr>
+              <w:t xml:space="preserve"> to </w:t>
+            </w:r>
+            <w:r>
+              <w:rPr>
+                <w:rFonts w:asciiTheme="minorHAnsi" w:hAnsiTheme="minorHAnsi" w:cstheme="minorHAnsi"/>
+                <w:color w:val="000000" w:themeColor="text1"/>
+                <w:sz w:val="24"/>
+                <w:szCs w:val="24"/>
+                <w:lang w:val="en-US" w:eastAsia="en-US"/>
+              </w:rPr>
+              <w:t>401</w:t>
+            </w:r>
+            <w:r>
+              <w:rPr>
+                <w:rFonts w:asciiTheme="minorHAnsi" w:hAnsiTheme="minorHAnsi" w:cstheme="minorHAnsi"/>
+                <w:color w:val="000000" w:themeColor="text1"/>
+                <w:sz w:val="24"/>
+                <w:szCs w:val="24"/>
+                <w:lang w:val="en-US" w:eastAsia="en-US"/>
+              </w:rPr>
+              <w:t>, to reflect the general tone found in the notes as assessed by multiple members of our research team.</w:t>
             </w:r>
           </w:p>
         </w:tc>
@@ -916,7 +1185,7 @@
           <w:p>
             <w:pPr>
               <w:rPr>
-                <w:rFonts w:ascii="Times New Roman" w:eastAsia="Times New Roman" w:hAnsi="Times New Roman" w:cs="Times New Roman"/>
+                <w:rFonts w:asciiTheme="minorHAnsi" w:eastAsia="Times New Roman" w:hAnsiTheme="minorHAnsi" w:cstheme="minorHAnsi"/>
                 <w:color w:val="000000" w:themeColor="text1"/>
                 <w:sz w:val="24"/>
                 <w:szCs w:val="24"/>
@@ -924,7 +1193,7 @@
             </w:pPr>
             <w:r>
               <w:rPr>
-                <w:rFonts w:ascii="Times New Roman" w:eastAsia="Times New Roman" w:hAnsi="Times New Roman" w:cs="Times New Roman"/>
+                <w:rFonts w:asciiTheme="minorHAnsi" w:eastAsia="Times New Roman" w:hAnsiTheme="minorHAnsi" w:cstheme="minorHAnsi"/>
                 <w:color w:val="000000" w:themeColor="text1"/>
                 <w:sz w:val="24"/>
                 <w:szCs w:val="24"/>
@@ -948,7 +1217,7 @@
             <w:pPr>
               <w:cnfStyle w:val="000000100000" w:firstRow="0" w:lastRow="0" w:firstColumn="0" w:lastColumn="0" w:oddVBand="0" w:evenVBand="0" w:oddHBand="1" w:evenHBand="0" w:firstRowFirstColumn="0" w:firstRowLastColumn="0" w:lastRowFirstColumn="0" w:lastRowLastColumn="0"/>
               <w:rPr>
-                <w:rFonts w:ascii="Times New Roman" w:hAnsi="Times New Roman" w:cs="Times New Roman"/>
+                <w:rFonts w:asciiTheme="minorHAnsi" w:hAnsiTheme="minorHAnsi" w:cstheme="minorHAnsi"/>
                 <w:color w:val="000000" w:themeColor="text1"/>
                 <w:sz w:val="24"/>
                 <w:szCs w:val="24"/>
@@ -957,7 +1226,7 @@
             </w:pPr>
             <w:r>
               <w:rPr>
-                <w:rFonts w:ascii="Times New Roman" w:hAnsi="Times New Roman" w:cs="Times New Roman"/>
+                <w:rFonts w:asciiTheme="minorHAnsi" w:hAnsiTheme="minorHAnsi" w:cstheme="minorHAnsi"/>
                 <w:color w:val="000000" w:themeColor="text1"/>
                 <w:sz w:val="24"/>
                 <w:szCs w:val="24"/>
@@ -967,18 +1236,37 @@
             </w:r>
             <w:r>
               <w:rPr>
-                <w:rFonts w:ascii="Times New Roman" w:hAnsi="Times New Roman" w:cs="Times New Roman"/>
-                <w:color w:val="000000" w:themeColor="text1"/>
-                <w:sz w:val="24"/>
-                <w:szCs w:val="24"/>
-                <w:highlight w:val="yellow"/>
-                <w:lang w:val="en-US" w:eastAsia="en-US"/>
-              </w:rPr>
-              <w:t>XX to XX</w:t>
-            </w:r>
-            <w:r>
-              <w:rPr>
-                <w:rFonts w:ascii="Times New Roman" w:hAnsi="Times New Roman" w:cs="Times New Roman"/>
+                <w:rFonts w:asciiTheme="minorHAnsi" w:hAnsiTheme="minorHAnsi" w:cstheme="minorHAnsi"/>
+                <w:color w:val="000000" w:themeColor="text1"/>
+                <w:sz w:val="24"/>
+                <w:szCs w:val="24"/>
+                <w:lang w:val="en-US" w:eastAsia="en-US"/>
+              </w:rPr>
+              <w:t>548</w:t>
+            </w:r>
+            <w:r>
+              <w:rPr>
+                <w:rFonts w:asciiTheme="minorHAnsi" w:hAnsiTheme="minorHAnsi" w:cstheme="minorHAnsi"/>
+                <w:color w:val="000000" w:themeColor="text1"/>
+                <w:sz w:val="24"/>
+                <w:szCs w:val="24"/>
+                <w:lang w:val="en-US" w:eastAsia="en-US"/>
+              </w:rPr>
+              <w:t xml:space="preserve"> to </w:t>
+            </w:r>
+            <w:r>
+              <w:rPr>
+                <w:rFonts w:asciiTheme="minorHAnsi" w:hAnsiTheme="minorHAnsi" w:cstheme="minorHAnsi"/>
+                <w:color w:val="000000" w:themeColor="text1"/>
+                <w:sz w:val="24"/>
+                <w:szCs w:val="24"/>
+                <w:lang w:val="en-US" w:eastAsia="en-US"/>
+              </w:rPr>
+              <w:t>557</w:t>
+            </w:r>
+            <w:r>
+              <w:rPr>
+                <w:rFonts w:asciiTheme="minorHAnsi" w:hAnsiTheme="minorHAnsi" w:cstheme="minorHAnsi"/>
                 <w:color w:val="000000" w:themeColor="text1"/>
                 <w:sz w:val="24"/>
                 <w:szCs w:val="24"/>
@@ -1004,7 +1292,7 @@
           <w:p>
             <w:pPr>
               <w:rPr>
-                <w:rFonts w:ascii="Times New Roman" w:eastAsia="Times New Roman" w:hAnsi="Times New Roman" w:cs="Times New Roman"/>
+                <w:rFonts w:asciiTheme="minorHAnsi" w:eastAsia="Times New Roman" w:hAnsiTheme="minorHAnsi" w:cstheme="minorHAnsi"/>
                 <w:color w:val="000000" w:themeColor="text1"/>
                 <w:sz w:val="24"/>
                 <w:szCs w:val="24"/>
@@ -1012,7 +1300,7 @@
             </w:pPr>
             <w:r>
               <w:rPr>
-                <w:rFonts w:ascii="Times New Roman" w:eastAsia="Times New Roman" w:hAnsi="Times New Roman" w:cs="Times New Roman"/>
+                <w:rFonts w:asciiTheme="minorHAnsi" w:eastAsia="Times New Roman" w:hAnsiTheme="minorHAnsi" w:cstheme="minorHAnsi"/>
                 <w:color w:val="000000" w:themeColor="text1"/>
                 <w:sz w:val="24"/>
                 <w:szCs w:val="24"/>
@@ -1035,7 +1323,7 @@
             <w:pPr>
               <w:cnfStyle w:val="000000000000" w:firstRow="0" w:lastRow="0" w:firstColumn="0" w:lastColumn="0" w:oddVBand="0" w:evenVBand="0" w:oddHBand="0" w:evenHBand="0" w:firstRowFirstColumn="0" w:firstRowLastColumn="0" w:lastRowFirstColumn="0" w:lastRowLastColumn="0"/>
               <w:rPr>
-                <w:rFonts w:ascii="Times New Roman" w:hAnsi="Times New Roman" w:cs="Times New Roman"/>
+                <w:rFonts w:asciiTheme="minorHAnsi" w:hAnsiTheme="minorHAnsi" w:cstheme="minorHAnsi"/>
                 <w:color w:val="000000" w:themeColor="text1"/>
                 <w:sz w:val="24"/>
                 <w:szCs w:val="24"/>
@@ -1044,7 +1332,7 @@
             </w:pPr>
             <w:r>
               <w:rPr>
-                <w:rFonts w:ascii="Times New Roman" w:hAnsi="Times New Roman" w:cs="Times New Roman"/>
+                <w:rFonts w:asciiTheme="minorHAnsi" w:hAnsiTheme="minorHAnsi" w:cstheme="minorHAnsi"/>
                 <w:color w:val="000000" w:themeColor="text1"/>
                 <w:sz w:val="24"/>
                 <w:szCs w:val="24"/>
@@ -1073,7 +1361,7 @@
           <w:p>
             <w:pPr>
               <w:rPr>
-                <w:rFonts w:ascii="Times New Roman" w:eastAsia="Times New Roman" w:hAnsi="Times New Roman" w:cs="Times New Roman"/>
+                <w:rFonts w:asciiTheme="minorHAnsi" w:eastAsia="Times New Roman" w:hAnsiTheme="minorHAnsi" w:cstheme="minorHAnsi"/>
                 <w:color w:val="000000" w:themeColor="text1"/>
                 <w:sz w:val="24"/>
                 <w:szCs w:val="24"/>
@@ -1081,7 +1369,7 @@
             </w:pPr>
             <w:r>
               <w:rPr>
-                <w:rFonts w:ascii="Times New Roman" w:eastAsia="Times New Roman" w:hAnsi="Times New Roman" w:cs="Times New Roman"/>
+                <w:rFonts w:asciiTheme="minorHAnsi" w:eastAsia="Times New Roman" w:hAnsiTheme="minorHAnsi" w:cstheme="minorHAnsi"/>
                 <w:color w:val="000000" w:themeColor="text1"/>
                 <w:sz w:val="24"/>
                 <w:szCs w:val="24"/>
@@ -1104,7 +1392,7 @@
             <w:pPr>
               <w:cnfStyle w:val="000000100000" w:firstRow="0" w:lastRow="0" w:firstColumn="0" w:lastColumn="0" w:oddVBand="0" w:evenVBand="0" w:oddHBand="1" w:evenHBand="0" w:firstRowFirstColumn="0" w:firstRowLastColumn="0" w:lastRowFirstColumn="0" w:lastRowLastColumn="0"/>
               <w:rPr>
-                <w:rFonts w:ascii="Times New Roman" w:hAnsi="Times New Roman" w:cs="Times New Roman"/>
+                <w:rFonts w:asciiTheme="minorHAnsi" w:hAnsiTheme="minorHAnsi" w:cstheme="minorHAnsi"/>
                 <w:color w:val="000000" w:themeColor="text1"/>
                 <w:sz w:val="24"/>
                 <w:szCs w:val="24"/>
@@ -1113,7 +1401,7 @@
             </w:pPr>
             <w:r>
               <w:rPr>
-                <w:rFonts w:ascii="Times New Roman" w:hAnsi="Times New Roman" w:cs="Times New Roman"/>
+                <w:rFonts w:asciiTheme="minorHAnsi" w:hAnsiTheme="minorHAnsi" w:cstheme="minorHAnsi"/>
                 <w:color w:val="000000" w:themeColor="text1"/>
                 <w:sz w:val="24"/>
                 <w:szCs w:val="24"/>
@@ -1123,18 +1411,37 @@
             </w:r>
             <w:r>
               <w:rPr>
-                <w:rFonts w:ascii="Times New Roman" w:hAnsi="Times New Roman" w:cs="Times New Roman"/>
-                <w:color w:val="000000" w:themeColor="text1"/>
-                <w:sz w:val="24"/>
-                <w:szCs w:val="24"/>
-                <w:highlight w:val="yellow"/>
-                <w:lang w:val="en-US" w:eastAsia="en-US"/>
-              </w:rPr>
-              <w:t>XX to XX</w:t>
-            </w:r>
-            <w:r>
-              <w:rPr>
-                <w:rFonts w:ascii="Times New Roman" w:hAnsi="Times New Roman" w:cs="Times New Roman"/>
+                <w:rFonts w:asciiTheme="minorHAnsi" w:hAnsiTheme="minorHAnsi" w:cstheme="minorHAnsi"/>
+                <w:color w:val="000000" w:themeColor="text1"/>
+                <w:sz w:val="24"/>
+                <w:szCs w:val="24"/>
+                <w:lang w:val="en-US" w:eastAsia="en-US"/>
+              </w:rPr>
+              <w:t>124</w:t>
+            </w:r>
+            <w:r>
+              <w:rPr>
+                <w:rFonts w:asciiTheme="minorHAnsi" w:hAnsiTheme="minorHAnsi" w:cstheme="minorHAnsi"/>
+                <w:color w:val="000000" w:themeColor="text1"/>
+                <w:sz w:val="24"/>
+                <w:szCs w:val="24"/>
+                <w:lang w:val="en-US" w:eastAsia="en-US"/>
+              </w:rPr>
+              <w:t xml:space="preserve"> to </w:t>
+            </w:r>
+            <w:r>
+              <w:rPr>
+                <w:rFonts w:asciiTheme="minorHAnsi" w:hAnsiTheme="minorHAnsi" w:cstheme="minorHAnsi"/>
+                <w:color w:val="000000" w:themeColor="text1"/>
+                <w:sz w:val="24"/>
+                <w:szCs w:val="24"/>
+                <w:lang w:val="en-US" w:eastAsia="en-US"/>
+              </w:rPr>
+              <w:t>137</w:t>
+            </w:r>
+            <w:r>
+              <w:rPr>
+                <w:rFonts w:asciiTheme="minorHAnsi" w:hAnsiTheme="minorHAnsi" w:cstheme="minorHAnsi"/>
                 <w:color w:val="000000" w:themeColor="text1"/>
                 <w:sz w:val="24"/>
                 <w:szCs w:val="24"/>
@@ -1160,7 +1467,7 @@
           <w:p>
             <w:pPr>
               <w:rPr>
-                <w:rFonts w:ascii="Times New Roman" w:hAnsi="Times New Roman" w:cs="Times New Roman"/>
+                <w:rFonts w:asciiTheme="minorHAnsi" w:hAnsiTheme="minorHAnsi" w:cstheme="minorHAnsi"/>
                 <w:color w:val="FFFFFF" w:themeColor="background1"/>
                 <w:sz w:val="24"/>
                 <w:szCs w:val="24"/>
@@ -1169,7 +1476,7 @@
             </w:pPr>
             <w:r>
               <w:rPr>
-                <w:rFonts w:ascii="Times New Roman" w:hAnsi="Times New Roman" w:cs="Times New Roman"/>
+                <w:rFonts w:asciiTheme="minorHAnsi" w:hAnsiTheme="minorHAnsi" w:cstheme="minorHAnsi"/>
                 <w:color w:val="FFFFFF" w:themeColor="background1"/>
                 <w:sz w:val="24"/>
                 <w:szCs w:val="24"/>
@@ -1193,7 +1500,7 @@
             <w:pPr>
               <w:cnfStyle w:val="000000000000" w:firstRow="0" w:lastRow="0" w:firstColumn="0" w:lastColumn="0" w:oddVBand="0" w:evenVBand="0" w:oddHBand="0" w:evenHBand="0" w:firstRowFirstColumn="0" w:firstRowLastColumn="0" w:lastRowFirstColumn="0" w:lastRowLastColumn="0"/>
               <w:rPr>
-                <w:rFonts w:ascii="Times New Roman" w:hAnsi="Times New Roman" w:cs="Times New Roman"/>
+                <w:rFonts w:asciiTheme="minorHAnsi" w:hAnsiTheme="minorHAnsi" w:cstheme="minorHAnsi"/>
                 <w:color w:val="FFFFFF" w:themeColor="background1"/>
                 <w:sz w:val="24"/>
                 <w:szCs w:val="24"/>
@@ -1203,7 +1510,7 @@
             </w:pPr>
             <w:r>
               <w:rPr>
-                <w:rFonts w:ascii="Times New Roman" w:hAnsi="Times New Roman" w:cs="Times New Roman"/>
+                <w:rFonts w:asciiTheme="minorHAnsi" w:hAnsiTheme="minorHAnsi" w:cstheme="minorHAnsi"/>
                 <w:color w:val="FFFFFF" w:themeColor="background1"/>
                 <w:sz w:val="24"/>
                 <w:szCs w:val="24"/>
@@ -1232,7 +1539,7 @@
           <w:p>
             <w:pPr>
               <w:rPr>
-                <w:rFonts w:ascii="Times New Roman" w:eastAsia="Times New Roman" w:hAnsi="Times New Roman" w:cs="Times New Roman"/>
+                <w:rFonts w:asciiTheme="minorHAnsi" w:eastAsia="Times New Roman" w:hAnsiTheme="minorHAnsi" w:cstheme="minorHAnsi"/>
                 <w:color w:val="000000" w:themeColor="text1"/>
                 <w:sz w:val="24"/>
                 <w:szCs w:val="24"/>
@@ -1240,28 +1547,24 @@
             </w:pPr>
             <w:r>
               <w:rPr>
-                <w:rFonts w:ascii="Times New Roman" w:eastAsia="Times New Roman" w:hAnsi="Times New Roman" w:cs="Times New Roman"/>
-                <w:color w:val="000000" w:themeColor="text1"/>
-                <w:sz w:val="24"/>
-                <w:szCs w:val="24"/>
-              </w:rPr>
-              <w:t>test the temperature/context-window-size parameters while using the GPT model</w:t>
-            </w:r>
-            <w:r>
-              <w:rPr>
-                <w:rFonts w:ascii="Times New Roman" w:eastAsia="Times New Roman" w:hAnsi="Times New Roman" w:cs="Times New Roman"/>
-                <w:color w:val="000000" w:themeColor="text1"/>
-                <w:sz w:val="24"/>
-                <w:szCs w:val="24"/>
-              </w:rPr>
-              <w:t>…</w:t>
-            </w:r>
-            <w:r>
+                <w:rFonts w:asciiTheme="minorHAnsi" w:eastAsia="Times New Roman" w:hAnsiTheme="minorHAnsi" w:cstheme="minorHAnsi"/>
+                <w:color w:val="000000" w:themeColor="text1"/>
+                <w:sz w:val="24"/>
+                <w:szCs w:val="24"/>
+              </w:rPr>
+              <w:t>test the temperature/context-window-size parameters while using the GPT model…</w:t>
+            </w:r>
+            <w:r>
+              <w:rPr>
+                <w:rFonts w:asciiTheme="minorHAnsi" w:hAnsiTheme="minorHAnsi" w:cstheme="minorHAnsi"/>
+                <w:sz w:val="24"/>
+                <w:szCs w:val="24"/>
+              </w:rPr>
               <w:t xml:space="preserve"> </w:t>
             </w:r>
             <w:r>
               <w:rPr>
-                <w:rFonts w:ascii="Times New Roman" w:eastAsia="Times New Roman" w:hAnsi="Times New Roman" w:cs="Times New Roman"/>
+                <w:rFonts w:asciiTheme="minorHAnsi" w:eastAsia="Times New Roman" w:hAnsiTheme="minorHAnsi" w:cstheme="minorHAnsi"/>
                 <w:color w:val="000000" w:themeColor="text1"/>
                 <w:sz w:val="24"/>
                 <w:szCs w:val="24"/>
@@ -1284,7 +1587,7 @@
             <w:pPr>
               <w:cnfStyle w:val="000000100000" w:firstRow="0" w:lastRow="0" w:firstColumn="0" w:lastColumn="0" w:oddVBand="0" w:evenVBand="0" w:oddHBand="1" w:evenHBand="0" w:firstRowFirstColumn="0" w:firstRowLastColumn="0" w:lastRowFirstColumn="0" w:lastRowLastColumn="0"/>
               <w:rPr>
-                <w:rFonts w:ascii="Times New Roman" w:hAnsi="Times New Roman" w:cs="Times New Roman"/>
+                <w:rFonts w:asciiTheme="minorHAnsi" w:hAnsiTheme="minorHAnsi" w:cstheme="minorHAnsi"/>
                 <w:color w:val="000000" w:themeColor="text1"/>
                 <w:sz w:val="24"/>
                 <w:szCs w:val="24"/>
@@ -1293,28 +1596,47 @@
             </w:pPr>
             <w:r>
               <w:rPr>
-                <w:rFonts w:ascii="Times New Roman" w:hAnsi="Times New Roman" w:cs="Times New Roman"/>
-                <w:color w:val="000000" w:themeColor="text1"/>
-                <w:sz w:val="24"/>
-                <w:szCs w:val="24"/>
-                <w:lang w:val="en-US" w:eastAsia="en-US"/>
-              </w:rPr>
-              <w:t xml:space="preserve">The context-window size parameter is fixed and only changes depending on which model you use. I have added some additional clarification surrounding this parameter to Section 3.1, lines </w:t>
-            </w:r>
-            <w:r>
-              <w:rPr>
-                <w:rFonts w:ascii="Times New Roman" w:hAnsi="Times New Roman" w:cs="Times New Roman"/>
-                <w:color w:val="000000" w:themeColor="text1"/>
-                <w:sz w:val="24"/>
-                <w:szCs w:val="24"/>
-                <w:highlight w:val="yellow"/>
-                <w:lang w:val="en-US" w:eastAsia="en-US"/>
-              </w:rPr>
-              <w:t>XX to XX</w:t>
-            </w:r>
-            <w:r>
-              <w:rPr>
-                <w:rFonts w:ascii="Times New Roman" w:hAnsi="Times New Roman" w:cs="Times New Roman"/>
+                <w:rFonts w:asciiTheme="minorHAnsi" w:hAnsiTheme="minorHAnsi" w:cstheme="minorHAnsi"/>
+                <w:color w:val="000000" w:themeColor="text1"/>
+                <w:sz w:val="24"/>
+                <w:szCs w:val="24"/>
+                <w:lang w:val="en-US" w:eastAsia="en-US"/>
+              </w:rPr>
+              <w:t xml:space="preserve">The context-window size parameter is fixed and only changes depending on which model you use. </w:t>
+            </w:r>
+            <w:r>
+              <w:rPr>
+                <w:rFonts w:asciiTheme="minorHAnsi" w:hAnsiTheme="minorHAnsi" w:cstheme="minorHAnsi"/>
+                <w:color w:val="000000" w:themeColor="text1"/>
+                <w:sz w:val="24"/>
+                <w:szCs w:val="24"/>
+                <w:lang w:val="en-US" w:eastAsia="en-US"/>
+              </w:rPr>
+              <w:t>We</w:t>
+            </w:r>
+            <w:r>
+              <w:rPr>
+                <w:rFonts w:asciiTheme="minorHAnsi" w:hAnsiTheme="minorHAnsi" w:cstheme="minorHAnsi"/>
+                <w:color w:val="000000" w:themeColor="text1"/>
+                <w:sz w:val="24"/>
+                <w:szCs w:val="24"/>
+                <w:lang w:val="en-US" w:eastAsia="en-US"/>
+              </w:rPr>
+              <w:t xml:space="preserve"> have added some additional clarification surrounding this parameter to Section 3.1, lines </w:t>
+            </w:r>
+            <w:r>
+              <w:rPr>
+                <w:rFonts w:asciiTheme="minorHAnsi" w:hAnsiTheme="minorHAnsi" w:cstheme="minorHAnsi"/>
+                <w:color w:val="000000" w:themeColor="text1"/>
+                <w:sz w:val="24"/>
+                <w:szCs w:val="24"/>
+                <w:lang w:val="en-US" w:eastAsia="en-US"/>
+              </w:rPr>
+              <w:t>176 and 180</w:t>
+            </w:r>
+            <w:r>
+              <w:rPr>
+                <w:rFonts w:asciiTheme="minorHAnsi" w:hAnsiTheme="minorHAnsi" w:cstheme="minorHAnsi"/>
                 <w:color w:val="000000" w:themeColor="text1"/>
                 <w:sz w:val="24"/>
                 <w:szCs w:val="24"/>
@@ -1327,7 +1649,7 @@
             <w:pPr>
               <w:cnfStyle w:val="000000100000" w:firstRow="0" w:lastRow="0" w:firstColumn="0" w:lastColumn="0" w:oddVBand="0" w:evenVBand="0" w:oddHBand="1" w:evenHBand="0" w:firstRowFirstColumn="0" w:firstRowLastColumn="0" w:lastRowFirstColumn="0" w:lastRowLastColumn="0"/>
               <w:rPr>
-                <w:rFonts w:ascii="Times New Roman" w:hAnsi="Times New Roman" w:cs="Times New Roman"/>
+                <w:rFonts w:asciiTheme="minorHAnsi" w:hAnsiTheme="minorHAnsi" w:cstheme="minorHAnsi"/>
                 <w:color w:val="000000" w:themeColor="text1"/>
                 <w:sz w:val="24"/>
                 <w:szCs w:val="24"/>
@@ -1336,7 +1658,7 @@
             </w:pPr>
             <w:r>
               <w:rPr>
-                <w:rFonts w:ascii="Times New Roman" w:hAnsi="Times New Roman" w:cs="Times New Roman"/>
+                <w:rFonts w:asciiTheme="minorHAnsi" w:hAnsiTheme="minorHAnsi" w:cstheme="minorHAnsi"/>
                 <w:color w:val="000000" w:themeColor="text1"/>
                 <w:sz w:val="24"/>
                 <w:szCs w:val="24"/>
@@ -1346,18 +1668,17 @@
             </w:r>
             <w:r>
               <w:rPr>
-                <w:rFonts w:ascii="Times New Roman" w:hAnsi="Times New Roman" w:cs="Times New Roman"/>
-                <w:color w:val="000000" w:themeColor="text1"/>
-                <w:sz w:val="24"/>
-                <w:szCs w:val="24"/>
-                <w:highlight w:val="yellow"/>
-                <w:lang w:val="en-US" w:eastAsia="en-US"/>
-              </w:rPr>
-              <w:t>XX to XX</w:t>
-            </w:r>
-            <w:r>
-              <w:rPr>
-                <w:rFonts w:ascii="Times New Roman" w:hAnsi="Times New Roman" w:cs="Times New Roman"/>
+                <w:rFonts w:asciiTheme="minorHAnsi" w:hAnsiTheme="minorHAnsi" w:cstheme="minorHAnsi"/>
+                <w:color w:val="000000" w:themeColor="text1"/>
+                <w:sz w:val="24"/>
+                <w:szCs w:val="24"/>
+                <w:lang w:val="en-US" w:eastAsia="en-US"/>
+              </w:rPr>
+              <w:t>184 to 189</w:t>
+            </w:r>
+            <w:r>
+              <w:rPr>
+                <w:rFonts w:asciiTheme="minorHAnsi" w:hAnsiTheme="minorHAnsi" w:cstheme="minorHAnsi"/>
                 <w:color w:val="000000" w:themeColor="text1"/>
                 <w:sz w:val="24"/>
                 <w:szCs w:val="24"/>
@@ -1372,7 +1693,7 @@
     <w:p>
       <w:pPr>
         <w:rPr>
-          <w:rFonts w:ascii="Times New Roman" w:hAnsi="Times New Roman" w:cs="Times New Roman"/>
+          <w:rFonts w:asciiTheme="minorHAnsi" w:hAnsiTheme="minorHAnsi" w:cstheme="minorHAnsi"/>
           <w:b/>
           <w:color w:val="000000" w:themeColor="text1"/>
           <w:sz w:val="24"/>
@@ -1384,7 +1705,7 @@
     <w:p>
       <w:pPr>
         <w:rPr>
-          <w:rFonts w:ascii="Times New Roman" w:hAnsi="Times New Roman" w:cs="Times New Roman"/>
+          <w:rFonts w:asciiTheme="minorHAnsi" w:hAnsiTheme="minorHAnsi" w:cstheme="minorHAnsi"/>
           <w:b/>
           <w:color w:val="000000" w:themeColor="text1"/>
           <w:sz w:val="24"/>
@@ -1396,7 +1717,7 @@
     <w:p>
       <w:pPr>
         <w:rPr>
-          <w:rFonts w:ascii="Times New Roman" w:hAnsi="Times New Roman" w:cs="Times New Roman"/>
+          <w:rFonts w:asciiTheme="minorHAnsi" w:hAnsiTheme="minorHAnsi" w:cstheme="minorHAnsi"/>
           <w:color w:val="000000" w:themeColor="text1"/>
           <w:sz w:val="24"/>
           <w:szCs w:val="24"/>
@@ -1408,7 +1729,7 @@
       <w:pPr>
         <w:spacing w:after="0"/>
         <w:rPr>
-          <w:rFonts w:ascii="Times New Roman" w:hAnsi="Times New Roman" w:cs="Times New Roman"/>
+          <w:rFonts w:asciiTheme="minorHAnsi" w:hAnsiTheme="minorHAnsi" w:cstheme="minorHAnsi"/>
           <w:color w:val="000000" w:themeColor="text1"/>
           <w:sz w:val="24"/>
           <w:szCs w:val="24"/>
@@ -1421,7 +1742,7 @@
     <w:p>
       <w:pPr>
         <w:rPr>
-          <w:rFonts w:ascii="Times New Roman" w:hAnsi="Times New Roman" w:cs="Times New Roman"/>
+          <w:rFonts w:asciiTheme="minorHAnsi" w:hAnsiTheme="minorHAnsi" w:cstheme="minorHAnsi"/>
           <w:color w:val="000000" w:themeColor="text1"/>
           <w:sz w:val="24"/>
           <w:szCs w:val="24"/>
@@ -1432,7 +1753,7 @@
     <w:p>
       <w:pPr>
         <w:rPr>
-          <w:rFonts w:ascii="Times New Roman" w:hAnsi="Times New Roman" w:cs="Times New Roman"/>
+          <w:rFonts w:asciiTheme="minorHAnsi" w:hAnsiTheme="minorHAnsi" w:cstheme="minorHAnsi"/>
           <w:color w:val="000000" w:themeColor="text1"/>
           <w:sz w:val="24"/>
           <w:szCs w:val="24"/>
@@ -1443,7 +1764,7 @@
     <w:p>
       <w:pPr>
         <w:rPr>
-          <w:rFonts w:ascii="Times New Roman" w:hAnsi="Times New Roman" w:cs="Times New Roman"/>
+          <w:rFonts w:asciiTheme="minorHAnsi" w:hAnsiTheme="minorHAnsi" w:cstheme="minorHAnsi"/>
           <w:color w:val="000000" w:themeColor="text1"/>
           <w:sz w:val="24"/>
           <w:szCs w:val="24"/>
@@ -1454,7 +1775,7 @@
     <w:p>
       <w:pPr>
         <w:rPr>
-          <w:rFonts w:ascii="Times New Roman" w:hAnsi="Times New Roman" w:cs="Times New Roman"/>
+          <w:rFonts w:asciiTheme="minorHAnsi" w:hAnsiTheme="minorHAnsi" w:cstheme="minorHAnsi"/>
           <w:color w:val="000000" w:themeColor="text1"/>
           <w:sz w:val="24"/>
           <w:szCs w:val="24"/>
@@ -1465,7 +1786,7 @@
     <w:p>
       <w:pPr>
         <w:rPr>
-          <w:rFonts w:ascii="Times New Roman" w:hAnsi="Times New Roman" w:cs="Times New Roman"/>
+          <w:rFonts w:asciiTheme="minorHAnsi" w:hAnsiTheme="minorHAnsi" w:cstheme="minorHAnsi"/>
           <w:color w:val="000000" w:themeColor="text1"/>
           <w:sz w:val="24"/>
           <w:szCs w:val="24"/>
@@ -1476,7 +1797,7 @@
     <w:p>
       <w:pPr>
         <w:rPr>
-          <w:rFonts w:ascii="Times New Roman" w:hAnsi="Times New Roman" w:cs="Times New Roman"/>
+          <w:rFonts w:asciiTheme="minorHAnsi" w:hAnsiTheme="minorHAnsi" w:cstheme="minorHAnsi"/>
           <w:color w:val="000000" w:themeColor="text1"/>
           <w:sz w:val="24"/>
           <w:szCs w:val="24"/>
@@ -1487,7 +1808,7 @@
     <w:p>
       <w:pPr>
         <w:rPr>
-          <w:rFonts w:ascii="Times New Roman" w:hAnsi="Times New Roman" w:cs="Times New Roman"/>
+          <w:rFonts w:asciiTheme="minorHAnsi" w:hAnsiTheme="minorHAnsi" w:cstheme="minorHAnsi"/>
           <w:color w:val="000000" w:themeColor="text1"/>
           <w:sz w:val="24"/>
           <w:szCs w:val="24"/>
@@ -1498,7 +1819,7 @@
     <w:p>
       <w:pPr>
         <w:rPr>
-          <w:rFonts w:ascii="Times New Roman" w:hAnsi="Times New Roman" w:cs="Times New Roman"/>
+          <w:rFonts w:asciiTheme="minorHAnsi" w:hAnsiTheme="minorHAnsi" w:cstheme="minorHAnsi"/>
           <w:color w:val="000000" w:themeColor="text1"/>
           <w:sz w:val="24"/>
           <w:szCs w:val="24"/>
@@ -1509,7 +1830,7 @@
     <w:p>
       <w:pPr>
         <w:rPr>
-          <w:rFonts w:ascii="Times New Roman" w:hAnsi="Times New Roman" w:cs="Times New Roman"/>
+          <w:rFonts w:asciiTheme="minorHAnsi" w:hAnsiTheme="minorHAnsi" w:cstheme="minorHAnsi"/>
           <w:color w:val="000000" w:themeColor="text1"/>
           <w:sz w:val="24"/>
           <w:szCs w:val="24"/>
@@ -1520,7 +1841,7 @@
     <w:p>
       <w:pPr>
         <w:rPr>
-          <w:rFonts w:ascii="Times New Roman" w:hAnsi="Times New Roman" w:cs="Times New Roman"/>
+          <w:rFonts w:asciiTheme="minorHAnsi" w:hAnsiTheme="minorHAnsi" w:cstheme="minorHAnsi"/>
           <w:color w:val="000000" w:themeColor="text1"/>
           <w:sz w:val="24"/>
           <w:szCs w:val="24"/>
@@ -1531,7 +1852,7 @@
     <w:p>
       <w:pPr>
         <w:rPr>
-          <w:rFonts w:ascii="Times New Roman" w:hAnsi="Times New Roman" w:cs="Times New Roman"/>
+          <w:rFonts w:asciiTheme="minorHAnsi" w:hAnsiTheme="minorHAnsi" w:cstheme="minorHAnsi"/>
           <w:color w:val="000000" w:themeColor="text1"/>
           <w:sz w:val="24"/>
           <w:szCs w:val="24"/>
@@ -1542,7 +1863,7 @@
     <w:p>
       <w:pPr>
         <w:rPr>
-          <w:rFonts w:ascii="Times New Roman" w:hAnsi="Times New Roman" w:cs="Times New Roman"/>
+          <w:rFonts w:asciiTheme="minorHAnsi" w:hAnsiTheme="minorHAnsi" w:cstheme="minorHAnsi"/>
           <w:color w:val="000000" w:themeColor="text1"/>
           <w:sz w:val="24"/>
           <w:szCs w:val="24"/>
@@ -1553,7 +1874,7 @@
     <w:p>
       <w:pPr>
         <w:rPr>
-          <w:rFonts w:ascii="Times New Roman" w:hAnsi="Times New Roman" w:cs="Times New Roman"/>
+          <w:rFonts w:asciiTheme="minorHAnsi" w:hAnsiTheme="minorHAnsi" w:cstheme="minorHAnsi"/>
           <w:color w:val="000000" w:themeColor="text1"/>
           <w:sz w:val="24"/>
           <w:szCs w:val="24"/>
@@ -1564,7 +1885,7 @@
     <w:p>
       <w:pPr>
         <w:rPr>
-          <w:rFonts w:ascii="Times New Roman" w:hAnsi="Times New Roman" w:cs="Times New Roman"/>
+          <w:rFonts w:asciiTheme="minorHAnsi" w:hAnsiTheme="minorHAnsi" w:cstheme="minorHAnsi"/>
           <w:color w:val="000000" w:themeColor="text1"/>
           <w:sz w:val="24"/>
           <w:szCs w:val="24"/>
@@ -1575,7 +1896,7 @@
     <w:p>
       <w:pPr>
         <w:rPr>
-          <w:rFonts w:ascii="Times New Roman" w:hAnsi="Times New Roman" w:cs="Times New Roman"/>
+          <w:rFonts w:asciiTheme="minorHAnsi" w:hAnsiTheme="minorHAnsi" w:cstheme="minorHAnsi"/>
           <w:color w:val="000000" w:themeColor="text1"/>
           <w:sz w:val="24"/>
           <w:szCs w:val="24"/>
@@ -1586,7 +1907,7 @@
     <w:p>
       <w:pPr>
         <w:rPr>
-          <w:rFonts w:ascii="Times New Roman" w:hAnsi="Times New Roman" w:cs="Times New Roman"/>
+          <w:rFonts w:asciiTheme="minorHAnsi" w:hAnsiTheme="minorHAnsi" w:cstheme="minorHAnsi"/>
           <w:color w:val="000000" w:themeColor="text1"/>
           <w:sz w:val="24"/>
           <w:szCs w:val="24"/>
@@ -1597,7 +1918,7 @@
     <w:p>
       <w:pPr>
         <w:rPr>
-          <w:rFonts w:ascii="Times New Roman" w:hAnsi="Times New Roman" w:cs="Times New Roman"/>
+          <w:rFonts w:asciiTheme="minorHAnsi" w:hAnsiTheme="minorHAnsi" w:cstheme="minorHAnsi"/>
           <w:color w:val="000000" w:themeColor="text1"/>
           <w:sz w:val="24"/>
           <w:szCs w:val="24"/>
@@ -1608,7 +1929,7 @@
     <w:p>
       <w:pPr>
         <w:rPr>
-          <w:rFonts w:ascii="Times New Roman" w:hAnsi="Times New Roman" w:cs="Times New Roman"/>
+          <w:rFonts w:asciiTheme="minorHAnsi" w:hAnsiTheme="minorHAnsi" w:cstheme="minorHAnsi"/>
           <w:color w:val="000000" w:themeColor="text1"/>
           <w:sz w:val="24"/>
           <w:szCs w:val="24"/>
@@ -1619,7 +1940,7 @@
     <w:p>
       <w:pPr>
         <w:rPr>
-          <w:rFonts w:ascii="Times New Roman" w:hAnsi="Times New Roman" w:cs="Times New Roman"/>
+          <w:rFonts w:asciiTheme="minorHAnsi" w:hAnsiTheme="minorHAnsi" w:cstheme="minorHAnsi"/>
           <w:color w:val="000000" w:themeColor="text1"/>
           <w:sz w:val="24"/>
           <w:szCs w:val="24"/>
@@ -1630,7 +1951,7 @@
     <w:p>
       <w:pPr>
         <w:rPr>
-          <w:rFonts w:ascii="Times New Roman" w:hAnsi="Times New Roman" w:cs="Times New Roman"/>
+          <w:rFonts w:asciiTheme="minorHAnsi" w:hAnsiTheme="minorHAnsi" w:cstheme="minorHAnsi"/>
           <w:color w:val="000000" w:themeColor="text1"/>
           <w:sz w:val="24"/>
           <w:szCs w:val="24"/>
@@ -1641,7 +1962,7 @@
     <w:p>
       <w:pPr>
         <w:rPr>
-          <w:rFonts w:ascii="Times New Roman" w:hAnsi="Times New Roman" w:cs="Times New Roman"/>
+          <w:rFonts w:asciiTheme="minorHAnsi" w:hAnsiTheme="minorHAnsi" w:cstheme="minorHAnsi"/>
           <w:color w:val="000000" w:themeColor="text1"/>
           <w:sz w:val="24"/>
           <w:szCs w:val="24"/>
@@ -1652,7 +1973,7 @@
     <w:p>
       <w:pPr>
         <w:rPr>
-          <w:rFonts w:ascii="Times New Roman" w:hAnsi="Times New Roman" w:cs="Times New Roman"/>
+          <w:rFonts w:asciiTheme="minorHAnsi" w:hAnsiTheme="minorHAnsi" w:cstheme="minorHAnsi"/>
           <w:color w:val="000000" w:themeColor="text1"/>
           <w:sz w:val="24"/>
           <w:szCs w:val="24"/>
@@ -1663,7 +1984,7 @@
     <w:p>
       <w:pPr>
         <w:rPr>
-          <w:rFonts w:ascii="Times New Roman" w:hAnsi="Times New Roman" w:cs="Times New Roman"/>
+          <w:rFonts w:asciiTheme="minorHAnsi" w:hAnsiTheme="minorHAnsi" w:cstheme="minorHAnsi"/>
           <w:color w:val="000000" w:themeColor="text1"/>
           <w:sz w:val="24"/>
           <w:szCs w:val="24"/>
